--- a/Digital Literacy Project Report.docx
+++ b/Digital Literacy Project Report.docx
@@ -1,10 +1,10 @@
 
 <file path=word/document.xml><?xml version="1.0" encoding="utf-8"?>
-<w:document xmlns:wpc="http://schemas.microsoft.com/office/word/2010/wordprocessingCanvas" xmlns:cx="http://schemas.microsoft.com/office/drawing/2014/chartex" xmlns:cx1="http://schemas.microsoft.com/office/drawing/2015/9/8/chartex" xmlns:cx2="http://schemas.microsoft.com/office/drawing/2015/10/21/chartex" xmlns:cx3="http://schemas.microsoft.com/office/drawing/2016/5/9/chartex" xmlns:cx4="http://schemas.microsoft.com/office/drawing/2016/5/10/chartex" xmlns:cx5="http://schemas.microsoft.com/office/drawing/2016/5/11/chartex" xmlns:cx6="http://schemas.microsoft.com/office/drawing/2016/5/12/chartex" xmlns:cx7="http://schemas.microsoft.com/office/drawing/2016/5/13/chartex" xmlns:cx8="http://schemas.microsoft.com/office/drawing/2016/5/14/chartex" xmlns:mc="http://schemas.openxmlformats.org/markup-compatibility/2006" xmlns:aink="http://schemas.microsoft.com/office/drawing/2016/ink" xmlns:am3d="http://schemas.microsoft.com/office/drawing/2017/model3d" xmlns:o="urn:schemas-microsoft-com:office:office" xmlns:oel="http://schemas.microsoft.com/office/2019/extlst" xmlns:r="http://schemas.openxmlformats.org/officeDocument/2006/relationships" xmlns:m="http://schemas.openxmlformats.org/officeDocument/2006/math" xmlns:v="urn:schemas-microsoft-com:vml" xmlns:wp14="http://schemas.microsoft.com/office/word/2010/wordprocessingDrawing" xmlns:wp="http://schemas.openxmlformats.org/drawingml/2006/wordprocessingDrawing" xmlns:w10="urn:schemas-microsoft-com:office:word" xmlns:w="http://schemas.openxmlformats.org/wordprocessingml/2006/main" xmlns:w14="http://schemas.microsoft.com/office/word/2010/wordml" xmlns:w15="http://schemas.microsoft.com/office/word/2012/wordml" xmlns:w16cex="http://schemas.microsoft.com/office/word/2018/wordml/cex" xmlns:w16cid="http://schemas.microsoft.com/office/word/2016/wordml/cid" xmlns:w16="http://schemas.microsoft.com/office/word/2018/wordml" xmlns:w16du="http://schemas.microsoft.com/office/word/2023/wordml/word16du" xmlns:w16sdtdh="http://schemas.microsoft.com/office/word/2020/wordml/sdtdatahash" xmlns:w16sdtfl="http://schemas.microsoft.com/office/word/2024/wordml/sdtformatlock" xmlns:w16se="http://schemas.microsoft.com/office/word/2015/wordml/symex" xmlns:wpg="http://schemas.microsoft.com/office/word/2010/wordprocessingGroup" xmlns:wpi="http://schemas.microsoft.com/office/word/2010/wordprocessingInk" xmlns:wne="http://schemas.microsoft.com/office/word/2006/wordml" xmlns:wps="http://schemas.microsoft.com/office/word/2010/wordprocessingShape" mc:Ignorable="w14 w15 w16se w16cid w16 w16cex w16sdtdh w16sdtfl w16du wp14">
+<w:document xmlns:wpc="http://schemas.microsoft.com/office/word/2010/wordprocessingCanvas" xmlns:mc="http://schemas.openxmlformats.org/markup-compatibility/2006" xmlns:o="urn:schemas-microsoft-com:office:office" xmlns:r="http://schemas.openxmlformats.org/officeDocument/2006/relationships" xmlns:m="http://schemas.openxmlformats.org/officeDocument/2006/math" xmlns:v="urn:schemas-microsoft-com:vml" xmlns:wp14="http://schemas.microsoft.com/office/word/2010/wordprocessingDrawing" xmlns:wp="http://schemas.openxmlformats.org/drawingml/2006/wordprocessingDrawing" xmlns:w="http://schemas.openxmlformats.org/wordprocessingml/2006/main" xmlns:w14="http://schemas.microsoft.com/office/word/2010/wordml" xmlns:w10="urn:schemas-microsoft-com:office:word" xmlns:w15="http://schemas.microsoft.com/office/word/2012/wordml" xmlns:wpg="http://schemas.microsoft.com/office/word/2010/wordprocessingGroup" xmlns:wpi="http://schemas.microsoft.com/office/word/2010/wordprocessingInk" xmlns:wne="http://schemas.microsoft.com/office/word/2006/wordml" xmlns:wps="http://schemas.microsoft.com/office/word/2010/wordprocessingShape" xmlns:wpsCustomData="http://www.wps.cn/officeDocument/2013/wpsCustomData" mc:Ignorable="w14 w15 wp14">
   <w:body>
     <w:p>
       <w:pPr>
-        <w:pStyle w:val="Title"/>
+        <w:pStyle w:val="14"/>
         <w:jc w:val="center"/>
         <w:rPr>
           <w:rFonts w:ascii="Times New Roman" w:hAnsi="Times New Roman" w:cs="Times New Roman"/>
@@ -16,21 +16,7 @@
           <w:rFonts w:ascii="Times New Roman" w:hAnsi="Times New Roman" w:cs="Times New Roman"/>
           <w:color w:val="EE0000"/>
         </w:rPr>
-        <w:t xml:space="preserve">Digital </w:t>
-      </w:r>
-      <w:r>
-        <w:rPr>
-          <w:rFonts w:ascii="Times New Roman" w:hAnsi="Times New Roman" w:cs="Times New Roman"/>
-          <w:color w:val="EE0000"/>
-        </w:rPr>
-        <w:t>Literacy</w:t>
-      </w:r>
-      <w:r>
-        <w:rPr>
-          <w:rFonts w:ascii="Times New Roman" w:hAnsi="Times New Roman" w:cs="Times New Roman"/>
-          <w:color w:val="EE0000"/>
-        </w:rPr>
-        <w:t xml:space="preserve"> Project Report</w:t>
+        <w:t>Digital Literacy Project Report</w:t>
       </w:r>
     </w:p>
     <w:p/>
@@ -58,13 +44,14 @@
       </w:pPr>
       <w:r>
         <w:rPr>
-          <w:rFonts w:ascii="Times New Roman" w:hAnsi="Times New Roman" w:cs="Times New Roman"/>
+          <w:rFonts w:hint="default" w:ascii="Times New Roman" w:hAnsi="Times New Roman" w:cs="Times New Roman"/>
           <w:b/>
           <w:bCs/>
           <w:sz w:val="40"/>
           <w:szCs w:val="40"/>
-        </w:rPr>
-        <w:t>Lakshya Singhal</w:t>
+          <w:lang w:val="en-US"/>
+        </w:rPr>
+        <w:t>Parth nema</w:t>
       </w:r>
       <w:r>
         <w:rPr>
@@ -74,8 +61,7 @@
           <w:sz w:val="40"/>
           <w:szCs w:val="40"/>
         </w:rPr>
-        <w:br/>
-        <w:t>25BAI10129</w:t>
+        <w:br w:type="textWrapping"/>
       </w:r>
       <w:r>
         <w:rPr>
@@ -85,19 +71,18 @@
           <w:sz w:val="40"/>
           <w:szCs w:val="40"/>
         </w:rPr>
-        <w:br/>
-        <w:t>Branch: CSE [AI-ML]</w:t>
-      </w:r>
-      <w:r>
-        <w:rPr>
-          <w:rFonts w:ascii="Times New Roman" w:hAnsi="Times New Roman" w:cs="Times New Roman"/>
+        <w:t>25B</w:t>
+      </w:r>
+      <w:r>
+        <w:rPr>
+          <w:rFonts w:hint="default" w:ascii="Times New Roman" w:hAnsi="Times New Roman" w:cs="Times New Roman"/>
           <w:b/>
           <w:bCs/>
           <w:sz w:val="40"/>
           <w:szCs w:val="40"/>
-        </w:rPr>
-        <w:br/>
-        <w:t>Year: 2025-2029</w:t>
+          <w:lang w:val="en-US"/>
+        </w:rPr>
+        <w:t>CE10263</w:t>
       </w:r>
       <w:r>
         <w:rPr>
@@ -107,8 +92,7 @@
           <w:sz w:val="40"/>
           <w:szCs w:val="40"/>
         </w:rPr>
-        <w:br/>
-        <w:t>Course Code: CSE0001</w:t>
+        <w:br w:type="textWrapping"/>
       </w:r>
       <w:r>
         <w:rPr>
@@ -118,8 +102,111 @@
           <w:sz w:val="40"/>
           <w:szCs w:val="40"/>
         </w:rPr>
-        <w:br/>
-        <w:t>Date: 30/03/2026</w:t>
+        <w:t>Branch: CSE [</w:t>
+      </w:r>
+      <w:r>
+        <w:rPr>
+          <w:rFonts w:hint="default" w:ascii="Times New Roman" w:hAnsi="Times New Roman" w:cs="Times New Roman"/>
+          <w:b/>
+          <w:bCs/>
+          <w:sz w:val="40"/>
+          <w:szCs w:val="40"/>
+          <w:lang w:val="en-US"/>
+        </w:rPr>
+        <w:t>core</w:t>
+      </w:r>
+      <w:r>
+        <w:rPr>
+          <w:rFonts w:ascii="Times New Roman" w:hAnsi="Times New Roman" w:cs="Times New Roman"/>
+          <w:b/>
+          <w:bCs/>
+          <w:sz w:val="40"/>
+          <w:szCs w:val="40"/>
+        </w:rPr>
+        <w:t>]</w:t>
+      </w:r>
+      <w:r>
+        <w:rPr>
+          <w:rFonts w:ascii="Times New Roman" w:hAnsi="Times New Roman" w:cs="Times New Roman"/>
+          <w:b/>
+          <w:bCs/>
+          <w:sz w:val="40"/>
+          <w:szCs w:val="40"/>
+        </w:rPr>
+        <w:br w:type="textWrapping"/>
+      </w:r>
+      <w:r>
+        <w:rPr>
+          <w:rFonts w:ascii="Times New Roman" w:hAnsi="Times New Roman" w:cs="Times New Roman"/>
+          <w:b/>
+          <w:bCs/>
+          <w:sz w:val="40"/>
+          <w:szCs w:val="40"/>
+        </w:rPr>
+        <w:t>Year: 2025-2029</w:t>
+      </w:r>
+      <w:r>
+        <w:rPr>
+          <w:rFonts w:ascii="Times New Roman" w:hAnsi="Times New Roman" w:cs="Times New Roman"/>
+          <w:b/>
+          <w:bCs/>
+          <w:sz w:val="40"/>
+          <w:szCs w:val="40"/>
+        </w:rPr>
+        <w:br w:type="textWrapping"/>
+      </w:r>
+      <w:r>
+        <w:rPr>
+          <w:rFonts w:ascii="Times New Roman" w:hAnsi="Times New Roman" w:cs="Times New Roman"/>
+          <w:b/>
+          <w:bCs/>
+          <w:sz w:val="40"/>
+          <w:szCs w:val="40"/>
+        </w:rPr>
+        <w:t>Course Code: CSE0001</w:t>
+      </w:r>
+      <w:r>
+        <w:rPr>
+          <w:rFonts w:ascii="Times New Roman" w:hAnsi="Times New Roman" w:cs="Times New Roman"/>
+          <w:b/>
+          <w:bCs/>
+          <w:sz w:val="40"/>
+          <w:szCs w:val="40"/>
+        </w:rPr>
+        <w:br w:type="textWrapping"/>
+      </w:r>
+      <w:r>
+        <w:rPr>
+          <w:rFonts w:ascii="Times New Roman" w:hAnsi="Times New Roman" w:cs="Times New Roman"/>
+          <w:b/>
+          <w:bCs/>
+          <w:sz w:val="40"/>
+          <w:szCs w:val="40"/>
+        </w:rPr>
+        <w:t>Date: 3</w:t>
+      </w:r>
+      <w:r>
+        <w:rPr>
+          <w:rFonts w:hint="default" w:ascii="Times New Roman" w:hAnsi="Times New Roman" w:cs="Times New Roman"/>
+          <w:b/>
+          <w:bCs/>
+          <w:sz w:val="40"/>
+          <w:szCs w:val="40"/>
+          <w:lang w:val="en-US"/>
+        </w:rPr>
+        <w:t>1</w:t>
+      </w:r>
+      <w:bookmarkStart w:id="0" w:name="_GoBack"/>
+      <w:bookmarkEnd w:id="0"/>
+      <w:r>
+        <w:rPr>
+          <w:rFonts w:ascii="Times New Roman" w:hAnsi="Times New Roman" w:cs="Times New Roman"/>
+          <w:b/>
+          <w:bCs/>
+          <w:sz w:val="40"/>
+          <w:szCs w:val="40"/>
+        </w:rPr>
+        <w:t>/03/2026</w:t>
       </w:r>
     </w:p>
     <w:p>
@@ -215,25 +302,7 @@
           <w:sz w:val="28"/>
           <w:szCs w:val="28"/>
         </w:rPr>
-        <w:t xml:space="preserve">I learned how to use tools like Canva, </w:t>
-      </w:r>
-      <w:proofErr w:type="spellStart"/>
-      <w:r>
-        <w:rPr>
-          <w:rFonts w:ascii="Calibri" w:hAnsi="Calibri" w:cs="Calibri"/>
-          <w:sz w:val="28"/>
-          <w:szCs w:val="28"/>
-        </w:rPr>
-        <w:t>HackerRank</w:t>
-      </w:r>
-      <w:proofErr w:type="spellEnd"/>
-      <w:r>
-        <w:rPr>
-          <w:rFonts w:ascii="Calibri" w:hAnsi="Calibri" w:cs="Calibri"/>
-          <w:sz w:val="28"/>
-          <w:szCs w:val="28"/>
-        </w:rPr>
-        <w:t>, and Google Forms by doing this project. It also taught me how important it is to act responsibly online and to communicate well. This project taught me a lot of things that will help me in school and in my future career.</w:t>
+        <w:t>I learned how to use tools like Canva, HackerRank, and Google Forms by doing this project. It also taught me how important it is to act responsibly online and to communicate well. This project taught me a lot of things that will help me in school and in my future career.</w:t>
       </w:r>
     </w:p>
     <w:p>
@@ -324,7 +393,6 @@
           <w:sz w:val="36"/>
           <w:szCs w:val="36"/>
         </w:rPr>
-        <w:lastRenderedPageBreak/>
         <w:t>Task 2: Portfolio Setup</w:t>
       </w:r>
     </w:p>
@@ -414,60 +482,24 @@
           <w:sz w:val="28"/>
           <w:szCs w:val="28"/>
         </w:rPr>
-        <w:t xml:space="preserve">In this task, I explored coding and collaboration platforms. I created an account on </w:t>
-      </w:r>
-      <w:proofErr w:type="spellStart"/>
-      <w:r>
-        <w:rPr>
-          <w:rFonts w:ascii="Calibri" w:hAnsi="Calibri" w:cs="Calibri"/>
-          <w:sz w:val="28"/>
-          <w:szCs w:val="28"/>
-        </w:rPr>
-        <w:t>HackerRank</w:t>
-      </w:r>
-      <w:proofErr w:type="spellEnd"/>
-      <w:r>
-        <w:rPr>
-          <w:rFonts w:ascii="Calibri" w:hAnsi="Calibri" w:cs="Calibri"/>
-          <w:sz w:val="28"/>
-          <w:szCs w:val="28"/>
-        </w:rPr>
-        <w:t xml:space="preserve"> and solved a beginner-level problem called “Solve Me First.” This helped me understand the basics of coding and how to submit solutions on an online platform. It also improved my logical thinking and problem-solving skills.</w:t>
-      </w:r>
-    </w:p>
-    <w:p>
-      <w:pPr>
-        <w:rPr>
-          <w:rFonts w:ascii="Calibri" w:hAnsi="Calibri" w:cs="Calibri"/>
-          <w:sz w:val="28"/>
-          <w:szCs w:val="28"/>
-        </w:rPr>
-      </w:pPr>
-      <w:r>
-        <w:rPr>
-          <w:rFonts w:ascii="Calibri" w:hAnsi="Calibri" w:cs="Calibri"/>
-          <w:sz w:val="28"/>
-          <w:szCs w:val="28"/>
-        </w:rPr>
-        <w:t xml:space="preserve">Additionally, I created a Digital Literacy Awareness Quiz using Google Forms. The quiz included five questions with a mix of multiple-choice and short-answer types. I linked the form to Google Sheets to collect and </w:t>
-      </w:r>
-      <w:proofErr w:type="spellStart"/>
-      <w:r>
-        <w:rPr>
-          <w:rFonts w:ascii="Calibri" w:hAnsi="Calibri" w:cs="Calibri"/>
-          <w:sz w:val="28"/>
-          <w:szCs w:val="28"/>
-        </w:rPr>
-        <w:t>analyze</w:t>
-      </w:r>
-      <w:proofErr w:type="spellEnd"/>
-      <w:r>
-        <w:rPr>
-          <w:rFonts w:ascii="Calibri" w:hAnsi="Calibri" w:cs="Calibri"/>
-          <w:sz w:val="28"/>
-          <w:szCs w:val="28"/>
-        </w:rPr>
-        <w:t xml:space="preserve"> responses. This helped me understand how to create surveys and manage data efficiently.</w:t>
+        <w:t>In this task, I explored coding and collaboration platforms. I created an account on HackerRank and solved a beginner-level problem called “Solve Me First.” This helped me understand the basics of coding and how to submit solutions on an online platform. It also improved my logical thinking and problem-solving skills.</w:t>
+      </w:r>
+    </w:p>
+    <w:p>
+      <w:pPr>
+        <w:rPr>
+          <w:rFonts w:ascii="Calibri" w:hAnsi="Calibri" w:cs="Calibri"/>
+          <w:sz w:val="28"/>
+          <w:szCs w:val="28"/>
+        </w:rPr>
+      </w:pPr>
+      <w:r>
+        <w:rPr>
+          <w:rFonts w:ascii="Calibri" w:hAnsi="Calibri" w:cs="Calibri"/>
+          <w:sz w:val="28"/>
+          <w:szCs w:val="28"/>
+        </w:rPr>
+        <w:t>Additionally, I created a Digital Literacy Awareness Quiz using Google Forms. The quiz included five questions with a mix of multiple-choice and short-answer types. I linked the form to Google Sheets to collect and analyze responses. This helped me understand how to create surveys and manage data efficiently.</w:t>
       </w:r>
     </w:p>
     <w:p>
@@ -529,7 +561,6 @@
           <w:sz w:val="28"/>
           <w:szCs w:val="28"/>
         </w:rPr>
-        <w:lastRenderedPageBreak/>
         <w:t>In this task, I learned about professional communication and responsible social media use. I wrote two formal emails—one requesting an assignment extension and another applying for a summer internship. While writing these emails, I followed proper email etiquette such as using a clear subject line, polite language, and a structured format.</w:t>
       </w:r>
     </w:p>
@@ -547,25 +578,7 @@
           <w:sz w:val="28"/>
           <w:szCs w:val="28"/>
         </w:rPr>
-        <w:t xml:space="preserve">I also created a checklist of Do’s and Don’ts for social media usage. This included guidelines like thinking before posting, protecting personal information, and avoiding harmful or misleading content. This activity helped me understand the impact of online </w:t>
-      </w:r>
-      <w:proofErr w:type="spellStart"/>
-      <w:r>
-        <w:rPr>
-          <w:rFonts w:ascii="Calibri" w:hAnsi="Calibri" w:cs="Calibri"/>
-          <w:sz w:val="28"/>
-          <w:szCs w:val="28"/>
-        </w:rPr>
-        <w:t>behavior</w:t>
-      </w:r>
-      <w:proofErr w:type="spellEnd"/>
-      <w:r>
-        <w:rPr>
-          <w:rFonts w:ascii="Calibri" w:hAnsi="Calibri" w:cs="Calibri"/>
-          <w:sz w:val="28"/>
-          <w:szCs w:val="28"/>
-        </w:rPr>
-        <w:t xml:space="preserve"> and the importance of maintaining a positive digital presence.</w:t>
+        <w:t>I also created a checklist of Do’s and Don’ts for social media usage. This included guidelines like thinking before posting, protecting personal information, and avoiding harmful or misleading content. This activity helped me understand the impact of online behavior and the importance of maintaining a positive digital presence.</w:t>
       </w:r>
     </w:p>
     <w:p>
@@ -709,44 +722,25 @@
           <w:sz w:val="28"/>
           <w:szCs w:val="28"/>
         </w:rPr>
-        <w:t xml:space="preserve">By doing this project, I have gained experience in using digital tools, learning about online safety and improving my ability to communicate in a professional manner. I am familiar with many digital tools such as Canva, </w:t>
-      </w:r>
-      <w:proofErr w:type="spellStart"/>
-      <w:r>
-        <w:rPr>
-          <w:rFonts w:ascii="Calibri" w:hAnsi="Calibri" w:cs="Calibri"/>
-          <w:sz w:val="28"/>
-          <w:szCs w:val="28"/>
-        </w:rPr>
-        <w:t>HackerRank</w:t>
-      </w:r>
-      <w:proofErr w:type="spellEnd"/>
-      <w:r>
-        <w:rPr>
-          <w:rFonts w:ascii="Calibri" w:hAnsi="Calibri" w:cs="Calibri"/>
-          <w:sz w:val="28"/>
-          <w:szCs w:val="28"/>
-        </w:rPr>
-        <w:t xml:space="preserve">, and Google Forms. I also learned about online safety and potential cyber threats. </w:t>
-      </w:r>
-    </w:p>
-    <w:p>
-      <w:pPr>
-        <w:rPr>
-          <w:rFonts w:ascii="Calibri" w:hAnsi="Calibri" w:cs="Calibri"/>
-          <w:b/>
-          <w:bCs/>
-          <w:sz w:val="28"/>
-          <w:szCs w:val="28"/>
-        </w:rPr>
-      </w:pPr>
-      <w:r>
-        <w:rPr>
-          <w:rFonts w:ascii="Calibri" w:hAnsi="Calibri" w:cs="Calibri"/>
-          <w:sz w:val="28"/>
-          <w:szCs w:val="28"/>
-        </w:rPr>
-        <w:lastRenderedPageBreak/>
+        <w:t xml:space="preserve">By doing this project, I have gained experience in using digital tools, learning about online safety and improving my ability to communicate in a professional manner. I am familiar with many digital tools such as Canva, HackerRank, and Google Forms. I also learned about online safety and potential cyber threats. </w:t>
+      </w:r>
+    </w:p>
+    <w:p>
+      <w:pPr>
+        <w:rPr>
+          <w:rFonts w:ascii="Calibri" w:hAnsi="Calibri" w:cs="Calibri"/>
+          <w:b/>
+          <w:bCs/>
+          <w:sz w:val="28"/>
+          <w:szCs w:val="28"/>
+        </w:rPr>
+      </w:pPr>
+      <w:r>
+        <w:rPr>
+          <w:rFonts w:ascii="Calibri" w:hAnsi="Calibri" w:cs="Calibri"/>
+          <w:sz w:val="28"/>
+          <w:szCs w:val="28"/>
+        </w:rPr>
         <w:t>Overall, through this project, I gained technical and communication skills to help me in school and future jobs as a Digital Ambassador. I am more confident as a Digital Ambassador.</w:t>
       </w:r>
     </w:p>
@@ -825,23 +819,13 @@
           <w:szCs w:val="28"/>
         </w:rPr>
       </w:pPr>
-      <w:proofErr w:type="spellStart"/>
-      <w:r>
-        <w:rPr>
-          <w:rFonts w:ascii="Calibri" w:hAnsi="Calibri" w:cs="Calibri"/>
-          <w:sz w:val="28"/>
-          <w:szCs w:val="28"/>
-        </w:rPr>
-        <w:t>HackerRank</w:t>
-      </w:r>
-      <w:proofErr w:type="spellEnd"/>
-      <w:r>
-        <w:rPr>
-          <w:rFonts w:ascii="Calibri" w:hAnsi="Calibri" w:cs="Calibri"/>
-          <w:sz w:val="28"/>
-          <w:szCs w:val="28"/>
-        </w:rPr>
-        <w:t xml:space="preserve"> (coding practice).</w:t>
+      <w:r>
+        <w:rPr>
+          <w:rFonts w:ascii="Calibri" w:hAnsi="Calibri" w:cs="Calibri"/>
+          <w:sz w:val="28"/>
+          <w:szCs w:val="28"/>
+        </w:rPr>
+        <w:t>HackerRank (coding practice).</w:t>
       </w:r>
     </w:p>
     <w:p>
@@ -877,579 +861,506 @@
     <w:sectPr>
       <w:pgSz w:w="11906" w:h="16838"/>
       <w:pgMar w:top="1440" w:right="1440" w:bottom="1440" w:left="1440" w:header="708" w:footer="708" w:gutter="0"/>
-      <w:cols w:space="708"/>
-      <w:docGrid w:linePitch="360"/>
+      <w:cols w:space="708" w:num="1"/>
+      <w:docGrid w:linePitch="360" w:charSpace="0"/>
     </w:sectPr>
   </w:body>
 </w:document>
 </file>
 
+<file path=word/endnotes.xml><?xml version="1.0" encoding="utf-8"?>
+<w:endnotes xmlns:wpc="http://schemas.microsoft.com/office/word/2010/wordprocessingCanvas" xmlns:mc="http://schemas.openxmlformats.org/markup-compatibility/2006" xmlns:o="urn:schemas-microsoft-com:office:office" xmlns:r="http://schemas.openxmlformats.org/officeDocument/2006/relationships" xmlns:m="http://schemas.openxmlformats.org/officeDocument/2006/math" xmlns:v="urn:schemas-microsoft-com:vml" xmlns:wp14="http://schemas.microsoft.com/office/word/2010/wordprocessingDrawing" xmlns:wp="http://schemas.openxmlformats.org/drawingml/2006/wordprocessingDrawing" xmlns:w="http://schemas.openxmlformats.org/wordprocessingml/2006/main" xmlns:w14="http://schemas.microsoft.com/office/word/2010/wordml" xmlns:w15="http://schemas.microsoft.com/office/word/2012/wordml" xmlns:w10="urn:schemas-microsoft-com:office:word" xmlns:wpg="http://schemas.microsoft.com/office/word/2010/wordprocessingGroup" xmlns:wpi="http://schemas.microsoft.com/office/word/2010/wordprocessingInk" xmlns:wne="http://schemas.microsoft.com/office/word/2006/wordml" xmlns:wps="http://schemas.microsoft.com/office/word/2010/wordprocessingShape" xmlns:wpsCustomData="http://www.wps.cn/officeDocument/2013/wpsCustomData" mc:Ignorable="w14 w15 wp14">
+  <w:endnote w:type="separator" w:id="0">
+    <w:p>
+      <w:pPr>
+        <w:spacing w:line="240" w:lineRule="auto"/>
+      </w:pPr>
+      <w:r>
+        <w:separator/>
+      </w:r>
+    </w:p>
+  </w:endnote>
+  <w:endnote w:type="continuationSeparator" w:id="1">
+    <w:p>
+      <w:pPr>
+        <w:spacing w:line="240" w:lineRule="auto"/>
+      </w:pPr>
+      <w:r>
+        <w:continuationSeparator/>
+      </w:r>
+    </w:p>
+  </w:endnote>
+</w:endnotes>
+</file>
+
+<file path=word/footnotes.xml><?xml version="1.0" encoding="utf-8"?>
+<w:footnotes xmlns:wpc="http://schemas.microsoft.com/office/word/2010/wordprocessingCanvas" xmlns:mc="http://schemas.openxmlformats.org/markup-compatibility/2006" xmlns:o="urn:schemas-microsoft-com:office:office" xmlns:r="http://schemas.openxmlformats.org/officeDocument/2006/relationships" xmlns:m="http://schemas.openxmlformats.org/officeDocument/2006/math" xmlns:v="urn:schemas-microsoft-com:vml" xmlns:wp14="http://schemas.microsoft.com/office/word/2010/wordprocessingDrawing" xmlns:wp="http://schemas.openxmlformats.org/drawingml/2006/wordprocessingDrawing" xmlns:w="http://schemas.openxmlformats.org/wordprocessingml/2006/main" xmlns:w14="http://schemas.microsoft.com/office/word/2010/wordml" xmlns:w15="http://schemas.microsoft.com/office/word/2012/wordml" xmlns:w10="urn:schemas-microsoft-com:office:word" xmlns:wpg="http://schemas.microsoft.com/office/word/2010/wordprocessingGroup" xmlns:wpi="http://schemas.microsoft.com/office/word/2010/wordprocessingInk" xmlns:wne="http://schemas.microsoft.com/office/word/2006/wordml" xmlns:wps="http://schemas.microsoft.com/office/word/2010/wordprocessingShape" xmlns:wpsCustomData="http://www.wps.cn/officeDocument/2013/wpsCustomData" mc:Ignorable="w14 w15 wp14">
+  <w:footnote w:type="separator" w:id="0">
+    <w:p>
+      <w:pPr>
+        <w:spacing w:before="0" w:after="0" w:line="278" w:lineRule="auto"/>
+      </w:pPr>
+      <w:r>
+        <w:separator/>
+      </w:r>
+    </w:p>
+  </w:footnote>
+  <w:footnote w:type="continuationSeparator" w:id="1">
+    <w:p>
+      <w:pPr>
+        <w:spacing w:before="0" w:after="0" w:line="278" w:lineRule="auto"/>
+      </w:pPr>
+      <w:r>
+        <w:continuationSeparator/>
+      </w:r>
+    </w:p>
+  </w:footnote>
+</w:footnotes>
+</file>
+
 <file path=word/numbering.xml><?xml version="1.0" encoding="utf-8"?>
-<w:numbering xmlns:wpc="http://schemas.microsoft.com/office/word/2010/wordprocessingCanvas" xmlns:cx="http://schemas.microsoft.com/office/drawing/2014/chartex" xmlns:cx1="http://schemas.microsoft.com/office/drawing/2015/9/8/chartex" xmlns:cx2="http://schemas.microsoft.com/office/drawing/2015/10/21/chartex" xmlns:cx3="http://schemas.microsoft.com/office/drawing/2016/5/9/chartex" xmlns:cx4="http://schemas.microsoft.com/office/drawing/2016/5/10/chartex" xmlns:cx5="http://schemas.microsoft.com/office/drawing/2016/5/11/chartex" xmlns:cx6="http://schemas.microsoft.com/office/drawing/2016/5/12/chartex" xmlns:cx7="http://schemas.microsoft.com/office/drawing/2016/5/13/chartex" xmlns:cx8="http://schemas.microsoft.com/office/drawing/2016/5/14/chartex" xmlns:mc="http://schemas.openxmlformats.org/markup-compatibility/2006" xmlns:aink="http://schemas.microsoft.com/office/drawing/2016/ink" xmlns:am3d="http://schemas.microsoft.com/office/drawing/2017/model3d" xmlns:o="urn:schemas-microsoft-com:office:office" xmlns:oel="http://schemas.microsoft.com/office/2019/extlst" xmlns:r="http://schemas.openxmlformats.org/officeDocument/2006/relationships" xmlns:m="http://schemas.openxmlformats.org/officeDocument/2006/math" xmlns:v="urn:schemas-microsoft-com:vml" xmlns:wp14="http://schemas.microsoft.com/office/word/2010/wordprocessingDrawing" xmlns:wp="http://schemas.openxmlformats.org/drawingml/2006/wordprocessingDrawing" xmlns:w10="urn:schemas-microsoft-com:office:word" xmlns:w="http://schemas.openxmlformats.org/wordprocessingml/2006/main" xmlns:w14="http://schemas.microsoft.com/office/word/2010/wordml" xmlns:w15="http://schemas.microsoft.com/office/word/2012/wordml" xmlns:w16cex="http://schemas.microsoft.com/office/word/2018/wordml/cex" xmlns:w16cid="http://schemas.microsoft.com/office/word/2016/wordml/cid" xmlns:w16="http://schemas.microsoft.com/office/word/2018/wordml" xmlns:w16du="http://schemas.microsoft.com/office/word/2023/wordml/word16du" xmlns:w16sdtdh="http://schemas.microsoft.com/office/word/2020/wordml/sdtdatahash" xmlns:w16sdtfl="http://schemas.microsoft.com/office/word/2024/wordml/sdtformatlock" xmlns:w16se="http://schemas.microsoft.com/office/word/2015/wordml/symex" xmlns:wpg="http://schemas.microsoft.com/office/word/2010/wordprocessingGroup" xmlns:wpi="http://schemas.microsoft.com/office/word/2010/wordprocessingInk" xmlns:wne="http://schemas.microsoft.com/office/word/2006/wordml" xmlns:wps="http://schemas.microsoft.com/office/word/2010/wordprocessingShape" mc:Ignorable="w14 w15 w16se w16cid w16 w16cex w16sdtdh w16sdtfl w16du wp14">
-  <w:abstractNum w:abstractNumId="0" w15:restartNumberingAfterBreak="0">
+<w:numbering xmlns:wpc="http://schemas.microsoft.com/office/word/2010/wordprocessingCanvas" xmlns:mc="http://schemas.openxmlformats.org/markup-compatibility/2006" xmlns:o="urn:schemas-microsoft-com:office:office" xmlns:r="http://schemas.openxmlformats.org/officeDocument/2006/relationships" xmlns:m="http://schemas.openxmlformats.org/officeDocument/2006/math" xmlns:v="urn:schemas-microsoft-com:vml" xmlns:wp14="http://schemas.microsoft.com/office/word/2010/wordprocessingDrawing" xmlns:wp="http://schemas.openxmlformats.org/drawingml/2006/wordprocessingDrawing" xmlns:w10="urn:schemas-microsoft-com:office:word" xmlns:w="http://schemas.openxmlformats.org/wordprocessingml/2006/main" xmlns:w14="http://schemas.microsoft.com/office/word/2010/wordml" xmlns:wpg="http://schemas.microsoft.com/office/word/2010/wordprocessingGroup" xmlns:wpi="http://schemas.microsoft.com/office/word/2010/wordprocessingInk" xmlns:wne="http://schemas.microsoft.com/office/word/2006/wordml" xmlns:wps="http://schemas.microsoft.com/office/word/2010/wordprocessingShape" xmlns:wpsCustomData="http://www.wps.cn/officeDocument/2013/wpsCustomData" mc:Ignorable="w14 wp14">
+  <w:abstractNum w:abstractNumId="0">
     <w:nsid w:val="415D605A"/>
     <w:multiLevelType w:val="multilevel"/>
-    <w:tmpl w:val="2E68C4CC"/>
-    <w:lvl w:ilvl="0">
+    <w:tmpl w:val="415D605A"/>
+    <w:lvl w:ilvl="0" w:tentative="0">
       <w:start w:val="1"/>
       <w:numFmt w:val="bullet"/>
       <w:lvlText w:val=""/>
       <w:lvlJc w:val="left"/>
       <w:pPr>
         <w:tabs>
-          <w:tab w:val="num" w:pos="720"/>
+          <w:tab w:val="left" w:pos="720"/>
         </w:tabs>
         <w:ind w:left="720" w:hanging="360"/>
       </w:pPr>
       <w:rPr>
-        <w:rFonts w:ascii="Symbol" w:hAnsi="Symbol" w:hint="default"/>
+        <w:rFonts w:hint="default" w:ascii="Symbol" w:hAnsi="Symbol"/>
         <w:sz w:val="20"/>
       </w:rPr>
     </w:lvl>
-    <w:lvl w:ilvl="1">
+    <w:lvl w:ilvl="1" w:tentative="0">
       <w:start w:val="1"/>
       <w:numFmt w:val="bullet"/>
       <w:lvlText w:val="o"/>
       <w:lvlJc w:val="left"/>
       <w:pPr>
         <w:tabs>
-          <w:tab w:val="num" w:pos="1440"/>
+          <w:tab w:val="left" w:pos="1440"/>
         </w:tabs>
         <w:ind w:left="1440" w:hanging="360"/>
       </w:pPr>
       <w:rPr>
-        <w:rFonts w:ascii="Courier New" w:hAnsi="Courier New" w:cs="Times New Roman" w:hint="default"/>
+        <w:rFonts w:hint="default" w:ascii="Courier New" w:hAnsi="Courier New" w:cs="Times New Roman"/>
         <w:sz w:val="20"/>
       </w:rPr>
     </w:lvl>
-    <w:lvl w:ilvl="2">
+    <w:lvl w:ilvl="2" w:tentative="0">
       <w:start w:val="1"/>
       <w:numFmt w:val="bullet"/>
       <w:lvlText w:val=""/>
       <w:lvlJc w:val="left"/>
       <w:pPr>
         <w:tabs>
-          <w:tab w:val="num" w:pos="2160"/>
+          <w:tab w:val="left" w:pos="2160"/>
         </w:tabs>
         <w:ind w:left="2160" w:hanging="360"/>
       </w:pPr>
       <w:rPr>
-        <w:rFonts w:ascii="Wingdings" w:hAnsi="Wingdings" w:hint="default"/>
+        <w:rFonts w:hint="default" w:ascii="Wingdings" w:hAnsi="Wingdings"/>
         <w:sz w:val="20"/>
       </w:rPr>
     </w:lvl>
-    <w:lvl w:ilvl="3">
+    <w:lvl w:ilvl="3" w:tentative="0">
       <w:start w:val="1"/>
       <w:numFmt w:val="bullet"/>
       <w:lvlText w:val=""/>
       <w:lvlJc w:val="left"/>
       <w:pPr>
         <w:tabs>
-          <w:tab w:val="num" w:pos="2880"/>
+          <w:tab w:val="left" w:pos="2880"/>
         </w:tabs>
         <w:ind w:left="2880" w:hanging="360"/>
       </w:pPr>
       <w:rPr>
-        <w:rFonts w:ascii="Wingdings" w:hAnsi="Wingdings" w:hint="default"/>
+        <w:rFonts w:hint="default" w:ascii="Wingdings" w:hAnsi="Wingdings"/>
         <w:sz w:val="20"/>
       </w:rPr>
     </w:lvl>
-    <w:lvl w:ilvl="4">
+    <w:lvl w:ilvl="4" w:tentative="0">
       <w:start w:val="1"/>
       <w:numFmt w:val="bullet"/>
       <w:lvlText w:val=""/>
       <w:lvlJc w:val="left"/>
       <w:pPr>
         <w:tabs>
-          <w:tab w:val="num" w:pos="3600"/>
+          <w:tab w:val="left" w:pos="3600"/>
         </w:tabs>
         <w:ind w:left="3600" w:hanging="360"/>
       </w:pPr>
       <w:rPr>
-        <w:rFonts w:ascii="Wingdings" w:hAnsi="Wingdings" w:hint="default"/>
+        <w:rFonts w:hint="default" w:ascii="Wingdings" w:hAnsi="Wingdings"/>
         <w:sz w:val="20"/>
       </w:rPr>
     </w:lvl>
-    <w:lvl w:ilvl="5">
+    <w:lvl w:ilvl="5" w:tentative="0">
       <w:start w:val="1"/>
       <w:numFmt w:val="bullet"/>
       <w:lvlText w:val=""/>
       <w:lvlJc w:val="left"/>
       <w:pPr>
         <w:tabs>
-          <w:tab w:val="num" w:pos="4320"/>
+          <w:tab w:val="left" w:pos="4320"/>
         </w:tabs>
         <w:ind w:left="4320" w:hanging="360"/>
       </w:pPr>
       <w:rPr>
-        <w:rFonts w:ascii="Wingdings" w:hAnsi="Wingdings" w:hint="default"/>
+        <w:rFonts w:hint="default" w:ascii="Wingdings" w:hAnsi="Wingdings"/>
         <w:sz w:val="20"/>
       </w:rPr>
     </w:lvl>
-    <w:lvl w:ilvl="6">
+    <w:lvl w:ilvl="6" w:tentative="0">
       <w:start w:val="1"/>
       <w:numFmt w:val="bullet"/>
       <w:lvlText w:val=""/>
       <w:lvlJc w:val="left"/>
       <w:pPr>
         <w:tabs>
-          <w:tab w:val="num" w:pos="5040"/>
+          <w:tab w:val="left" w:pos="5040"/>
         </w:tabs>
         <w:ind w:left="5040" w:hanging="360"/>
       </w:pPr>
       <w:rPr>
-        <w:rFonts w:ascii="Wingdings" w:hAnsi="Wingdings" w:hint="default"/>
+        <w:rFonts w:hint="default" w:ascii="Wingdings" w:hAnsi="Wingdings"/>
         <w:sz w:val="20"/>
       </w:rPr>
     </w:lvl>
-    <w:lvl w:ilvl="7">
+    <w:lvl w:ilvl="7" w:tentative="0">
       <w:start w:val="1"/>
       <w:numFmt w:val="bullet"/>
       <w:lvlText w:val=""/>
       <w:lvlJc w:val="left"/>
       <w:pPr>
         <w:tabs>
-          <w:tab w:val="num" w:pos="5760"/>
+          <w:tab w:val="left" w:pos="5760"/>
         </w:tabs>
         <w:ind w:left="5760" w:hanging="360"/>
       </w:pPr>
       <w:rPr>
-        <w:rFonts w:ascii="Wingdings" w:hAnsi="Wingdings" w:hint="default"/>
+        <w:rFonts w:hint="default" w:ascii="Wingdings" w:hAnsi="Wingdings"/>
         <w:sz w:val="20"/>
       </w:rPr>
     </w:lvl>
-    <w:lvl w:ilvl="8">
+    <w:lvl w:ilvl="8" w:tentative="0">
       <w:start w:val="1"/>
       <w:numFmt w:val="bullet"/>
       <w:lvlText w:val=""/>
       <w:lvlJc w:val="left"/>
       <w:pPr>
         <w:tabs>
-          <w:tab w:val="num" w:pos="6480"/>
+          <w:tab w:val="left" w:pos="6480"/>
         </w:tabs>
         <w:ind w:left="6480" w:hanging="360"/>
       </w:pPr>
       <w:rPr>
-        <w:rFonts w:ascii="Wingdings" w:hAnsi="Wingdings" w:hint="default"/>
+        <w:rFonts w:hint="default" w:ascii="Wingdings" w:hAnsi="Wingdings"/>
         <w:sz w:val="20"/>
       </w:rPr>
     </w:lvl>
   </w:abstractNum>
-  <w:num w:numId="1" w16cid:durableId="1411611082">
+  <w:num w:numId="1">
     <w:abstractNumId w:val="0"/>
   </w:num>
 </w:numbering>
 </file>
 
 <file path=word/styles.xml><?xml version="1.0" encoding="utf-8"?>
-<w:styles xmlns:mc="http://schemas.openxmlformats.org/markup-compatibility/2006" xmlns:r="http://schemas.openxmlformats.org/officeDocument/2006/relationships" xmlns:w="http://schemas.openxmlformats.org/wordprocessingml/2006/main" xmlns:w14="http://schemas.microsoft.com/office/word/2010/wordml" xmlns:w15="http://schemas.microsoft.com/office/word/2012/wordml" xmlns:w16cex="http://schemas.microsoft.com/office/word/2018/wordml/cex" xmlns:w16cid="http://schemas.microsoft.com/office/word/2016/wordml/cid" xmlns:w16="http://schemas.microsoft.com/office/word/2018/wordml" xmlns:w16du="http://schemas.microsoft.com/office/word/2023/wordml/word16du" xmlns:w16sdtdh="http://schemas.microsoft.com/office/word/2020/wordml/sdtdatahash" xmlns:w16sdtfl="http://schemas.microsoft.com/office/word/2024/wordml/sdtformatlock" xmlns:w16se="http://schemas.microsoft.com/office/word/2015/wordml/symex" mc:Ignorable="w14 w15 w16se w16cid w16 w16cex w16sdtdh w16sdtfl w16du">
+<w:styles xmlns:mc="http://schemas.openxmlformats.org/markup-compatibility/2006" xmlns:o="urn:schemas-microsoft-com:office:office" xmlns:r="http://schemas.openxmlformats.org/officeDocument/2006/relationships" xmlns:m="http://schemas.openxmlformats.org/officeDocument/2006/math" xmlns:v="urn:schemas-microsoft-com:vml" xmlns:w="http://schemas.openxmlformats.org/wordprocessingml/2006/main" xmlns:w14="http://schemas.microsoft.com/office/word/2010/wordml" xmlns:w10="urn:schemas-microsoft-com:office:word" xmlns:sl="http://schemas.openxmlformats.org/schemaLibrary/2006/main" xmlns:wpsCustomData="http://www.wps.cn/officeDocument/2013/wpsCustomData" mc:Ignorable="w14">
   <w:docDefaults>
     <w:rPrDefault>
       <w:rPr>
-        <w:rFonts w:asciiTheme="minorHAnsi" w:eastAsiaTheme="minorHAnsi" w:hAnsiTheme="minorHAnsi" w:cstheme="minorBidi"/>
-        <w:kern w:val="2"/>
-        <w:sz w:val="24"/>
-        <w:szCs w:val="24"/>
-        <w:lang w:val="en-IN" w:eastAsia="en-US" w:bidi="ar-SA"/>
-        <w14:ligatures w14:val="standardContextual"/>
+        <w:rFonts w:asciiTheme="minorHAnsi" w:hAnsiTheme="minorHAnsi" w:eastAsiaTheme="minorHAnsi" w:cstheme="minorBidi"/>
       </w:rPr>
     </w:rPrDefault>
-    <w:pPrDefault>
-      <w:pPr>
-        <w:spacing w:after="160" w:line="278" w:lineRule="auto"/>
-      </w:pPr>
-    </w:pPrDefault>
+    <w:pPrDefault/>
   </w:docDefaults>
-  <w:latentStyles w:defLockedState="0" w:defUIPriority="99" w:defSemiHidden="0" w:defUnhideWhenUsed="0" w:defQFormat="0" w:count="376">
-    <w:lsdException w:name="Normal" w:uiPriority="0" w:qFormat="1"/>
-    <w:lsdException w:name="heading 1" w:uiPriority="9" w:qFormat="1"/>
-    <w:lsdException w:name="heading 2" w:semiHidden="1" w:uiPriority="9" w:unhideWhenUsed="1" w:qFormat="1"/>
-    <w:lsdException w:name="heading 3" w:semiHidden="1" w:uiPriority="9" w:unhideWhenUsed="1" w:qFormat="1"/>
-    <w:lsdException w:name="heading 4" w:semiHidden="1" w:uiPriority="9" w:unhideWhenUsed="1" w:qFormat="1"/>
-    <w:lsdException w:name="heading 5" w:semiHidden="1" w:uiPriority="9" w:unhideWhenUsed="1" w:qFormat="1"/>
-    <w:lsdException w:name="heading 6" w:semiHidden="1" w:uiPriority="9" w:unhideWhenUsed="1" w:qFormat="1"/>
-    <w:lsdException w:name="heading 7" w:semiHidden="1" w:uiPriority="9" w:unhideWhenUsed="1" w:qFormat="1"/>
-    <w:lsdException w:name="heading 8" w:semiHidden="1" w:uiPriority="9" w:unhideWhenUsed="1" w:qFormat="1"/>
-    <w:lsdException w:name="heading 9" w:semiHidden="1" w:uiPriority="9" w:unhideWhenUsed="1" w:qFormat="1"/>
-    <w:lsdException w:name="index 1" w:semiHidden="1" w:unhideWhenUsed="1"/>
-    <w:lsdException w:name="index 2" w:semiHidden="1" w:unhideWhenUsed="1"/>
-    <w:lsdException w:name="index 3" w:semiHidden="1" w:unhideWhenUsed="1"/>
-    <w:lsdException w:name="index 4" w:semiHidden="1" w:unhideWhenUsed="1"/>
-    <w:lsdException w:name="index 5" w:semiHidden="1" w:unhideWhenUsed="1"/>
-    <w:lsdException w:name="index 6" w:semiHidden="1" w:unhideWhenUsed="1"/>
-    <w:lsdException w:name="index 7" w:semiHidden="1" w:unhideWhenUsed="1"/>
-    <w:lsdException w:name="index 8" w:semiHidden="1" w:unhideWhenUsed="1"/>
-    <w:lsdException w:name="index 9" w:semiHidden="1" w:unhideWhenUsed="1"/>
-    <w:lsdException w:name="toc 1" w:semiHidden="1" w:uiPriority="39" w:unhideWhenUsed="1"/>
-    <w:lsdException w:name="toc 2" w:semiHidden="1" w:uiPriority="39" w:unhideWhenUsed="1"/>
-    <w:lsdException w:name="toc 3" w:semiHidden="1" w:uiPriority="39" w:unhideWhenUsed="1"/>
-    <w:lsdException w:name="toc 4" w:semiHidden="1" w:uiPriority="39" w:unhideWhenUsed="1"/>
-    <w:lsdException w:name="toc 5" w:semiHidden="1" w:uiPriority="39" w:unhideWhenUsed="1"/>
-    <w:lsdException w:name="toc 6" w:semiHidden="1" w:uiPriority="39" w:unhideWhenUsed="1"/>
-    <w:lsdException w:name="toc 7" w:semiHidden="1" w:uiPriority="39" w:unhideWhenUsed="1"/>
-    <w:lsdException w:name="toc 8" w:semiHidden="1" w:uiPriority="39" w:unhideWhenUsed="1"/>
-    <w:lsdException w:name="toc 9" w:semiHidden="1" w:uiPriority="39" w:unhideWhenUsed="1"/>
-    <w:lsdException w:name="Normal Indent" w:semiHidden="1" w:unhideWhenUsed="1"/>
-    <w:lsdException w:name="footnote text" w:semiHidden="1" w:unhideWhenUsed="1"/>
-    <w:lsdException w:name="annotation text" w:semiHidden="1" w:unhideWhenUsed="1"/>
-    <w:lsdException w:name="header" w:semiHidden="1" w:unhideWhenUsed="1"/>
-    <w:lsdException w:name="footer" w:semiHidden="1" w:unhideWhenUsed="1"/>
-    <w:lsdException w:name="index heading" w:semiHidden="1" w:unhideWhenUsed="1"/>
-    <w:lsdException w:name="caption" w:semiHidden="1" w:uiPriority="35" w:unhideWhenUsed="1" w:qFormat="1"/>
-    <w:lsdException w:name="table of figures" w:semiHidden="1" w:unhideWhenUsed="1"/>
-    <w:lsdException w:name="envelope address" w:semiHidden="1" w:unhideWhenUsed="1"/>
-    <w:lsdException w:name="envelope return" w:semiHidden="1" w:unhideWhenUsed="1"/>
-    <w:lsdException w:name="footnote reference" w:semiHidden="1" w:unhideWhenUsed="1"/>
-    <w:lsdException w:name="annotation reference" w:semiHidden="1" w:unhideWhenUsed="1"/>
-    <w:lsdException w:name="line number" w:semiHidden="1" w:unhideWhenUsed="1"/>
-    <w:lsdException w:name="page number" w:semiHidden="1" w:unhideWhenUsed="1"/>
-    <w:lsdException w:name="endnote reference" w:semiHidden="1" w:unhideWhenUsed="1"/>
-    <w:lsdException w:name="endnote text" w:semiHidden="1" w:unhideWhenUsed="1"/>
-    <w:lsdException w:name="table of authorities" w:semiHidden="1" w:unhideWhenUsed="1"/>
-    <w:lsdException w:name="macro" w:semiHidden="1" w:unhideWhenUsed="1"/>
-    <w:lsdException w:name="toa heading" w:semiHidden="1" w:unhideWhenUsed="1"/>
-    <w:lsdException w:name="List" w:semiHidden="1" w:unhideWhenUsed="1"/>
-    <w:lsdException w:name="List Bullet" w:semiHidden="1" w:unhideWhenUsed="1"/>
-    <w:lsdException w:name="List Number" w:semiHidden="1" w:unhideWhenUsed="1"/>
-    <w:lsdException w:name="List 2" w:semiHidden="1" w:unhideWhenUsed="1"/>
-    <w:lsdException w:name="List 3" w:semiHidden="1" w:unhideWhenUsed="1"/>
-    <w:lsdException w:name="List 4" w:semiHidden="1" w:unhideWhenUsed="1"/>
-    <w:lsdException w:name="List 5" w:semiHidden="1" w:unhideWhenUsed="1"/>
-    <w:lsdException w:name="List Bullet 2" w:semiHidden="1" w:unhideWhenUsed="1"/>
-    <w:lsdException w:name="List Bullet 3" w:semiHidden="1" w:unhideWhenUsed="1"/>
-    <w:lsdException w:name="List Bullet 4" w:semiHidden="1" w:unhideWhenUsed="1"/>
-    <w:lsdException w:name="List Bullet 5" w:semiHidden="1" w:unhideWhenUsed="1"/>
-    <w:lsdException w:name="List Number 2" w:semiHidden="1" w:unhideWhenUsed="1"/>
-    <w:lsdException w:name="List Number 3" w:semiHidden="1" w:unhideWhenUsed="1"/>
-    <w:lsdException w:name="List Number 4" w:semiHidden="1" w:unhideWhenUsed="1"/>
-    <w:lsdException w:name="List Number 5" w:semiHidden="1" w:unhideWhenUsed="1"/>
-    <w:lsdException w:name="Title" w:uiPriority="10" w:qFormat="1"/>
-    <w:lsdException w:name="Closing" w:semiHidden="1" w:unhideWhenUsed="1"/>
-    <w:lsdException w:name="Signature" w:semiHidden="1" w:unhideWhenUsed="1"/>
-    <w:lsdException w:name="Default Paragraph Font" w:semiHidden="1" w:uiPriority="1" w:unhideWhenUsed="1"/>
-    <w:lsdException w:name="Body Text" w:semiHidden="1" w:unhideWhenUsed="1"/>
-    <w:lsdException w:name="Body Text Indent" w:semiHidden="1" w:unhideWhenUsed="1"/>
-    <w:lsdException w:name="List Continue" w:semiHidden="1" w:unhideWhenUsed="1"/>
-    <w:lsdException w:name="List Continue 2" w:semiHidden="1" w:unhideWhenUsed="1"/>
-    <w:lsdException w:name="List Continue 3" w:semiHidden="1" w:unhideWhenUsed="1"/>
-    <w:lsdException w:name="List Continue 4" w:semiHidden="1" w:unhideWhenUsed="1"/>
-    <w:lsdException w:name="List Continue 5" w:semiHidden="1" w:unhideWhenUsed="1"/>
-    <w:lsdException w:name="Message Header" w:semiHidden="1" w:unhideWhenUsed="1"/>
-    <w:lsdException w:name="Subtitle" w:uiPriority="11" w:qFormat="1"/>
-    <w:lsdException w:name="Salutation" w:semiHidden="1" w:unhideWhenUsed="1"/>
-    <w:lsdException w:name="Date" w:semiHidden="1" w:unhideWhenUsed="1"/>
-    <w:lsdException w:name="Body Text First Indent" w:semiHidden="1" w:unhideWhenUsed="1"/>
-    <w:lsdException w:name="Body Text First Indent 2" w:semiHidden="1" w:unhideWhenUsed="1"/>
-    <w:lsdException w:name="Note Heading" w:semiHidden="1" w:unhideWhenUsed="1"/>
-    <w:lsdException w:name="Body Text 2" w:semiHidden="1" w:unhideWhenUsed="1"/>
-    <w:lsdException w:name="Body Text 3" w:semiHidden="1" w:unhideWhenUsed="1"/>
-    <w:lsdException w:name="Body Text Indent 2" w:semiHidden="1" w:unhideWhenUsed="1"/>
-    <w:lsdException w:name="Body Text Indent 3" w:semiHidden="1" w:unhideWhenUsed="1"/>
-    <w:lsdException w:name="Block Text" w:semiHidden="1" w:unhideWhenUsed="1"/>
-    <w:lsdException w:name="Hyperlink" w:semiHidden="1" w:unhideWhenUsed="1"/>
-    <w:lsdException w:name="FollowedHyperlink" w:semiHidden="1" w:unhideWhenUsed="1"/>
-    <w:lsdException w:name="Strong" w:uiPriority="22" w:qFormat="1"/>
-    <w:lsdException w:name="Emphasis" w:uiPriority="20" w:qFormat="1"/>
-    <w:lsdException w:name="Document Map" w:semiHidden="1" w:unhideWhenUsed="1"/>
-    <w:lsdException w:name="Plain Text" w:semiHidden="1" w:unhideWhenUsed="1"/>
-    <w:lsdException w:name="E-mail Signature" w:semiHidden="1" w:unhideWhenUsed="1"/>
-    <w:lsdException w:name="HTML Top of Form" w:semiHidden="1" w:unhideWhenUsed="1"/>
-    <w:lsdException w:name="HTML Bottom of Form" w:semiHidden="1" w:unhideWhenUsed="1"/>
-    <w:lsdException w:name="Normal (Web)" w:semiHidden="1" w:unhideWhenUsed="1"/>
-    <w:lsdException w:name="HTML Acronym" w:semiHidden="1" w:unhideWhenUsed="1"/>
-    <w:lsdException w:name="HTML Address" w:semiHidden="1" w:unhideWhenUsed="1"/>
-    <w:lsdException w:name="HTML Cite" w:semiHidden="1" w:unhideWhenUsed="1"/>
-    <w:lsdException w:name="HTML Code" w:semiHidden="1" w:unhideWhenUsed="1"/>
-    <w:lsdException w:name="HTML Definition" w:semiHidden="1" w:unhideWhenUsed="1"/>
-    <w:lsdException w:name="HTML Keyboard" w:semiHidden="1" w:unhideWhenUsed="1"/>
-    <w:lsdException w:name="HTML Preformatted" w:semiHidden="1" w:unhideWhenUsed="1"/>
-    <w:lsdException w:name="HTML Sample" w:semiHidden="1" w:unhideWhenUsed="1"/>
-    <w:lsdException w:name="HTML Typewriter" w:semiHidden="1" w:unhideWhenUsed="1"/>
-    <w:lsdException w:name="HTML Variable" w:semiHidden="1" w:unhideWhenUsed="1"/>
-    <w:lsdException w:name="Normal Table" w:semiHidden="1" w:unhideWhenUsed="1"/>
-    <w:lsdException w:name="annotation subject" w:semiHidden="1" w:unhideWhenUsed="1"/>
-    <w:lsdException w:name="No List" w:semiHidden="1" w:unhideWhenUsed="1"/>
-    <w:lsdException w:name="Outline List 1" w:semiHidden="1" w:unhideWhenUsed="1"/>
-    <w:lsdException w:name="Outline List 2" w:semiHidden="1" w:unhideWhenUsed="1"/>
-    <w:lsdException w:name="Outline List 3" w:semiHidden="1" w:unhideWhenUsed="1"/>
-    <w:lsdException w:name="Table Simple 1" w:semiHidden="1" w:unhideWhenUsed="1"/>
-    <w:lsdException w:name="Table Simple 2" w:semiHidden="1" w:unhideWhenUsed="1"/>
-    <w:lsdException w:name="Table Simple 3" w:semiHidden="1" w:unhideWhenUsed="1"/>
-    <w:lsdException w:name="Table Classic 1" w:semiHidden="1" w:unhideWhenUsed="1"/>
-    <w:lsdException w:name="Table Classic 2" w:semiHidden="1" w:unhideWhenUsed="1"/>
-    <w:lsdException w:name="Table Classic 3" w:semiHidden="1" w:unhideWhenUsed="1"/>
-    <w:lsdException w:name="Table Classic 4" w:semiHidden="1" w:unhideWhenUsed="1"/>
-    <w:lsdException w:name="Table Colorful 1" w:semiHidden="1" w:unhideWhenUsed="1"/>
-    <w:lsdException w:name="Table Colorful 2" w:semiHidden="1" w:unhideWhenUsed="1"/>
-    <w:lsdException w:name="Table Colorful 3" w:semiHidden="1" w:unhideWhenUsed="1"/>
-    <w:lsdException w:name="Table Columns 1" w:semiHidden="1" w:unhideWhenUsed="1"/>
-    <w:lsdException w:name="Table Columns 2" w:semiHidden="1" w:unhideWhenUsed="1"/>
-    <w:lsdException w:name="Table Columns 3" w:semiHidden="1" w:unhideWhenUsed="1"/>
-    <w:lsdException w:name="Table Columns 4" w:semiHidden="1" w:unhideWhenUsed="1"/>
-    <w:lsdException w:name="Table Columns 5" w:semiHidden="1" w:unhideWhenUsed="1"/>
-    <w:lsdException w:name="Table Grid 1" w:semiHidden="1" w:unhideWhenUsed="1"/>
-    <w:lsdException w:name="Table Grid 2" w:semiHidden="1" w:unhideWhenUsed="1"/>
-    <w:lsdException w:name="Table Grid 3" w:semiHidden="1" w:unhideWhenUsed="1"/>
-    <w:lsdException w:name="Table Grid 4" w:semiHidden="1" w:unhideWhenUsed="1"/>
-    <w:lsdException w:name="Table Grid 5" w:semiHidden="1" w:unhideWhenUsed="1"/>
-    <w:lsdException w:name="Table Grid 6" w:semiHidden="1" w:unhideWhenUsed="1"/>
-    <w:lsdException w:name="Table Grid 7" w:semiHidden="1" w:unhideWhenUsed="1"/>
-    <w:lsdException w:name="Table Grid 8" w:semiHidden="1" w:unhideWhenUsed="1"/>
-    <w:lsdException w:name="Table List 1" w:semiHidden="1" w:unhideWhenUsed="1"/>
-    <w:lsdException w:name="Table List 2" w:semiHidden="1" w:unhideWhenUsed="1"/>
-    <w:lsdException w:name="Table List 3" w:semiHidden="1" w:unhideWhenUsed="1"/>
-    <w:lsdException w:name="Table List 4" w:semiHidden="1" w:unhideWhenUsed="1"/>
-    <w:lsdException w:name="Table List 5" w:semiHidden="1" w:unhideWhenUsed="1"/>
-    <w:lsdException w:name="Table List 6" w:semiHidden="1" w:unhideWhenUsed="1"/>
-    <w:lsdException w:name="Table List 7" w:semiHidden="1" w:unhideWhenUsed="1"/>
-    <w:lsdException w:name="Table List 8" w:semiHidden="1" w:unhideWhenUsed="1"/>
-    <w:lsdException w:name="Table 3D effects 1" w:semiHidden="1" w:unhideWhenUsed="1"/>
-    <w:lsdException w:name="Table 3D effects 2" w:semiHidden="1" w:unhideWhenUsed="1"/>
-    <w:lsdException w:name="Table 3D effects 3" w:semiHidden="1" w:unhideWhenUsed="1"/>
-    <w:lsdException w:name="Table Contemporary" w:semiHidden="1" w:unhideWhenUsed="1"/>
-    <w:lsdException w:name="Table Elegant" w:semiHidden="1" w:unhideWhenUsed="1"/>
-    <w:lsdException w:name="Table Professional" w:semiHidden="1" w:unhideWhenUsed="1"/>
-    <w:lsdException w:name="Table Subtle 1" w:semiHidden="1" w:unhideWhenUsed="1"/>
-    <w:lsdException w:name="Table Subtle 2" w:semiHidden="1" w:unhideWhenUsed="1"/>
-    <w:lsdException w:name="Table Web 1" w:semiHidden="1" w:unhideWhenUsed="1"/>
-    <w:lsdException w:name="Table Web 2" w:semiHidden="1" w:unhideWhenUsed="1"/>
-    <w:lsdException w:name="Table Web 3" w:semiHidden="1" w:unhideWhenUsed="1"/>
-    <w:lsdException w:name="Balloon Text" w:semiHidden="1" w:unhideWhenUsed="1"/>
-    <w:lsdException w:name="Table Grid" w:uiPriority="39"/>
-    <w:lsdException w:name="Table Theme" w:semiHidden="1" w:unhideWhenUsed="1"/>
-    <w:lsdException w:name="Placeholder Text" w:semiHidden="1"/>
-    <w:lsdException w:name="No Spacing" w:uiPriority="1" w:qFormat="1"/>
-    <w:lsdException w:name="Light Shading" w:uiPriority="60"/>
-    <w:lsdException w:name="Light List" w:uiPriority="61"/>
-    <w:lsdException w:name="Light Grid" w:uiPriority="62"/>
-    <w:lsdException w:name="Medium Shading 1" w:uiPriority="63"/>
-    <w:lsdException w:name="Medium Shading 2" w:uiPriority="64"/>
-    <w:lsdException w:name="Medium List 1" w:uiPriority="65"/>
-    <w:lsdException w:name="Medium List 2" w:uiPriority="66"/>
-    <w:lsdException w:name="Medium Grid 1" w:uiPriority="67"/>
-    <w:lsdException w:name="Medium Grid 2" w:uiPriority="68"/>
-    <w:lsdException w:name="Medium Grid 3" w:uiPriority="69"/>
-    <w:lsdException w:name="Dark List" w:uiPriority="70"/>
-    <w:lsdException w:name="Colorful Shading" w:uiPriority="71"/>
-    <w:lsdException w:name="Colorful List" w:uiPriority="72"/>
-    <w:lsdException w:name="Colorful Grid" w:uiPriority="73"/>
-    <w:lsdException w:name="Light Shading Accent 1" w:uiPriority="60"/>
-    <w:lsdException w:name="Light List Accent 1" w:uiPriority="61"/>
-    <w:lsdException w:name="Light Grid Accent 1" w:uiPriority="62"/>
-    <w:lsdException w:name="Medium Shading 1 Accent 1" w:uiPriority="63"/>
-    <w:lsdException w:name="Medium Shading 2 Accent 1" w:uiPriority="64"/>
-    <w:lsdException w:name="Medium List 1 Accent 1" w:uiPriority="65"/>
-    <w:lsdException w:name="Revision" w:semiHidden="1"/>
-    <w:lsdException w:name="List Paragraph" w:uiPriority="34" w:qFormat="1"/>
-    <w:lsdException w:name="Quote" w:uiPriority="29" w:qFormat="1"/>
-    <w:lsdException w:name="Intense Quote" w:uiPriority="30" w:qFormat="1"/>
-    <w:lsdException w:name="Medium List 2 Accent 1" w:uiPriority="66"/>
-    <w:lsdException w:name="Medium Grid 1 Accent 1" w:uiPriority="67"/>
-    <w:lsdException w:name="Medium Grid 2 Accent 1" w:uiPriority="68"/>
-    <w:lsdException w:name="Medium Grid 3 Accent 1" w:uiPriority="69"/>
-    <w:lsdException w:name="Dark List Accent 1" w:uiPriority="70"/>
-    <w:lsdException w:name="Colorful Shading Accent 1" w:uiPriority="71"/>
-    <w:lsdException w:name="Colorful List Accent 1" w:uiPriority="72"/>
-    <w:lsdException w:name="Colorful Grid Accent 1" w:uiPriority="73"/>
-    <w:lsdException w:name="Light Shading Accent 2" w:uiPriority="60"/>
-    <w:lsdException w:name="Light List Accent 2" w:uiPriority="61"/>
-    <w:lsdException w:name="Light Grid Accent 2" w:uiPriority="62"/>
-    <w:lsdException w:name="Medium Shading 1 Accent 2" w:uiPriority="63"/>
-    <w:lsdException w:name="Medium Shading 2 Accent 2" w:uiPriority="64"/>
-    <w:lsdException w:name="Medium List 1 Accent 2" w:uiPriority="65"/>
-    <w:lsdException w:name="Medium List 2 Accent 2" w:uiPriority="66"/>
-    <w:lsdException w:name="Medium Grid 1 Accent 2" w:uiPriority="67"/>
-    <w:lsdException w:name="Medium Grid 2 Accent 2" w:uiPriority="68"/>
-    <w:lsdException w:name="Medium Grid 3 Accent 2" w:uiPriority="69"/>
-    <w:lsdException w:name="Dark List Accent 2" w:uiPriority="70"/>
-    <w:lsdException w:name="Colorful Shading Accent 2" w:uiPriority="71"/>
-    <w:lsdException w:name="Colorful List Accent 2" w:uiPriority="72"/>
-    <w:lsdException w:name="Colorful Grid Accent 2" w:uiPriority="73"/>
-    <w:lsdException w:name="Light Shading Accent 3" w:uiPriority="60"/>
-    <w:lsdException w:name="Light List Accent 3" w:uiPriority="61"/>
-    <w:lsdException w:name="Light Grid Accent 3" w:uiPriority="62"/>
-    <w:lsdException w:name="Medium Shading 1 Accent 3" w:uiPriority="63"/>
-    <w:lsdException w:name="Medium Shading 2 Accent 3" w:uiPriority="64"/>
-    <w:lsdException w:name="Medium List 1 Accent 3" w:uiPriority="65"/>
-    <w:lsdException w:name="Medium List 2 Accent 3" w:uiPriority="66"/>
-    <w:lsdException w:name="Medium Grid 1 Accent 3" w:uiPriority="67"/>
-    <w:lsdException w:name="Medium Grid 2 Accent 3" w:uiPriority="68"/>
-    <w:lsdException w:name="Medium Grid 3 Accent 3" w:uiPriority="69"/>
-    <w:lsdException w:name="Dark List Accent 3" w:uiPriority="70"/>
-    <w:lsdException w:name="Colorful Shading Accent 3" w:uiPriority="71"/>
-    <w:lsdException w:name="Colorful List Accent 3" w:uiPriority="72"/>
-    <w:lsdException w:name="Colorful Grid Accent 3" w:uiPriority="73"/>
-    <w:lsdException w:name="Light Shading Accent 4" w:uiPriority="60"/>
-    <w:lsdException w:name="Light List Accent 4" w:uiPriority="61"/>
-    <w:lsdException w:name="Light Grid Accent 4" w:uiPriority="62"/>
-    <w:lsdException w:name="Medium Shading 1 Accent 4" w:uiPriority="63"/>
-    <w:lsdException w:name="Medium Shading 2 Accent 4" w:uiPriority="64"/>
-    <w:lsdException w:name="Medium List 1 Accent 4" w:uiPriority="65"/>
-    <w:lsdException w:name="Medium List 2 Accent 4" w:uiPriority="66"/>
-    <w:lsdException w:name="Medium Grid 1 Accent 4" w:uiPriority="67"/>
-    <w:lsdException w:name="Medium Grid 2 Accent 4" w:uiPriority="68"/>
-    <w:lsdException w:name="Medium Grid 3 Accent 4" w:uiPriority="69"/>
-    <w:lsdException w:name="Dark List Accent 4" w:uiPriority="70"/>
-    <w:lsdException w:name="Colorful Shading Accent 4" w:uiPriority="71"/>
-    <w:lsdException w:name="Colorful List Accent 4" w:uiPriority="72"/>
-    <w:lsdException w:name="Colorful Grid Accent 4" w:uiPriority="73"/>
-    <w:lsdException w:name="Light Shading Accent 5" w:uiPriority="60"/>
-    <w:lsdException w:name="Light List Accent 5" w:uiPriority="61"/>
-    <w:lsdException w:name="Light Grid Accent 5" w:uiPriority="62"/>
-    <w:lsdException w:name="Medium Shading 1 Accent 5" w:uiPriority="63"/>
-    <w:lsdException w:name="Medium Shading 2 Accent 5" w:uiPriority="64"/>
-    <w:lsdException w:name="Medium List 1 Accent 5" w:uiPriority="65"/>
-    <w:lsdException w:name="Medium List 2 Accent 5" w:uiPriority="66"/>
-    <w:lsdException w:name="Medium Grid 1 Accent 5" w:uiPriority="67"/>
-    <w:lsdException w:name="Medium Grid 2 Accent 5" w:uiPriority="68"/>
-    <w:lsdException w:name="Medium Grid 3 Accent 5" w:uiPriority="69"/>
-    <w:lsdException w:name="Dark List Accent 5" w:uiPriority="70"/>
-    <w:lsdException w:name="Colorful Shading Accent 5" w:uiPriority="71"/>
-    <w:lsdException w:name="Colorful List Accent 5" w:uiPriority="72"/>
-    <w:lsdException w:name="Colorful Grid Accent 5" w:uiPriority="73"/>
-    <w:lsdException w:name="Light Shading Accent 6" w:uiPriority="60"/>
-    <w:lsdException w:name="Light List Accent 6" w:uiPriority="61"/>
-    <w:lsdException w:name="Light Grid Accent 6" w:uiPriority="62"/>
-    <w:lsdException w:name="Medium Shading 1 Accent 6" w:uiPriority="63"/>
-    <w:lsdException w:name="Medium Shading 2 Accent 6" w:uiPriority="64"/>
-    <w:lsdException w:name="Medium List 1 Accent 6" w:uiPriority="65"/>
-    <w:lsdException w:name="Medium List 2 Accent 6" w:uiPriority="66"/>
-    <w:lsdException w:name="Medium Grid 1 Accent 6" w:uiPriority="67"/>
-    <w:lsdException w:name="Medium Grid 2 Accent 6" w:uiPriority="68"/>
-    <w:lsdException w:name="Medium Grid 3 Accent 6" w:uiPriority="69"/>
-    <w:lsdException w:name="Dark List Accent 6" w:uiPriority="70"/>
-    <w:lsdException w:name="Colorful Shading Accent 6" w:uiPriority="71"/>
-    <w:lsdException w:name="Colorful List Accent 6" w:uiPriority="72"/>
-    <w:lsdException w:name="Colorful Grid Accent 6" w:uiPriority="73"/>
-    <w:lsdException w:name="Subtle Emphasis" w:uiPriority="19" w:qFormat="1"/>
-    <w:lsdException w:name="Intense Emphasis" w:uiPriority="21" w:qFormat="1"/>
-    <w:lsdException w:name="Subtle Reference" w:uiPriority="31" w:qFormat="1"/>
-    <w:lsdException w:name="Intense Reference" w:uiPriority="32" w:qFormat="1"/>
-    <w:lsdException w:name="Book Title" w:uiPriority="33" w:qFormat="1"/>
-    <w:lsdException w:name="Bibliography" w:semiHidden="1" w:uiPriority="37" w:unhideWhenUsed="1"/>
-    <w:lsdException w:name="TOC Heading" w:semiHidden="1" w:uiPriority="39" w:unhideWhenUsed="1" w:qFormat="1"/>
-    <w:lsdException w:name="Plain Table 1" w:uiPriority="41"/>
-    <w:lsdException w:name="Plain Table 2" w:uiPriority="42"/>
-    <w:lsdException w:name="Plain Table 3" w:uiPriority="43"/>
-    <w:lsdException w:name="Plain Table 4" w:uiPriority="44"/>
-    <w:lsdException w:name="Plain Table 5" w:uiPriority="45"/>
-    <w:lsdException w:name="Grid Table Light" w:uiPriority="40"/>
-    <w:lsdException w:name="Grid Table 1 Light" w:uiPriority="46"/>
-    <w:lsdException w:name="Grid Table 2" w:uiPriority="47"/>
-    <w:lsdException w:name="Grid Table 3" w:uiPriority="48"/>
-    <w:lsdException w:name="Grid Table 4" w:uiPriority="49"/>
-    <w:lsdException w:name="Grid Table 5 Dark" w:uiPriority="50"/>
-    <w:lsdException w:name="Grid Table 6 Colorful" w:uiPriority="51"/>
-    <w:lsdException w:name="Grid Table 7 Colorful" w:uiPriority="52"/>
-    <w:lsdException w:name="Grid Table 1 Light Accent 1" w:uiPriority="46"/>
-    <w:lsdException w:name="Grid Table 2 Accent 1" w:uiPriority="47"/>
-    <w:lsdException w:name="Grid Table 3 Accent 1" w:uiPriority="48"/>
-    <w:lsdException w:name="Grid Table 4 Accent 1" w:uiPriority="49"/>
-    <w:lsdException w:name="Grid Table 5 Dark Accent 1" w:uiPriority="50"/>
-    <w:lsdException w:name="Grid Table 6 Colorful Accent 1" w:uiPriority="51"/>
-    <w:lsdException w:name="Grid Table 7 Colorful Accent 1" w:uiPriority="52"/>
-    <w:lsdException w:name="Grid Table 1 Light Accent 2" w:uiPriority="46"/>
-    <w:lsdException w:name="Grid Table 2 Accent 2" w:uiPriority="47"/>
-    <w:lsdException w:name="Grid Table 3 Accent 2" w:uiPriority="48"/>
-    <w:lsdException w:name="Grid Table 4 Accent 2" w:uiPriority="49"/>
-    <w:lsdException w:name="Grid Table 5 Dark Accent 2" w:uiPriority="50"/>
-    <w:lsdException w:name="Grid Table 6 Colorful Accent 2" w:uiPriority="51"/>
-    <w:lsdException w:name="Grid Table 7 Colorful Accent 2" w:uiPriority="52"/>
-    <w:lsdException w:name="Grid Table 1 Light Accent 3" w:uiPriority="46"/>
-    <w:lsdException w:name="Grid Table 2 Accent 3" w:uiPriority="47"/>
-    <w:lsdException w:name="Grid Table 3 Accent 3" w:uiPriority="48"/>
-    <w:lsdException w:name="Grid Table 4 Accent 3" w:uiPriority="49"/>
-    <w:lsdException w:name="Grid Table 5 Dark Accent 3" w:uiPriority="50"/>
-    <w:lsdException w:name="Grid Table 6 Colorful Accent 3" w:uiPriority="51"/>
-    <w:lsdException w:name="Grid Table 7 Colorful Accent 3" w:uiPriority="52"/>
-    <w:lsdException w:name="Grid Table 1 Light Accent 4" w:uiPriority="46"/>
-    <w:lsdException w:name="Grid Table 2 Accent 4" w:uiPriority="47"/>
-    <w:lsdException w:name="Grid Table 3 Accent 4" w:uiPriority="48"/>
-    <w:lsdException w:name="Grid Table 4 Accent 4" w:uiPriority="49"/>
-    <w:lsdException w:name="Grid Table 5 Dark Accent 4" w:uiPriority="50"/>
-    <w:lsdException w:name="Grid Table 6 Colorful Accent 4" w:uiPriority="51"/>
-    <w:lsdException w:name="Grid Table 7 Colorful Accent 4" w:uiPriority="52"/>
-    <w:lsdException w:name="Grid Table 1 Light Accent 5" w:uiPriority="46"/>
-    <w:lsdException w:name="Grid Table 2 Accent 5" w:uiPriority="47"/>
-    <w:lsdException w:name="Grid Table 3 Accent 5" w:uiPriority="48"/>
-    <w:lsdException w:name="Grid Table 4 Accent 5" w:uiPriority="49"/>
-    <w:lsdException w:name="Grid Table 5 Dark Accent 5" w:uiPriority="50"/>
-    <w:lsdException w:name="Grid Table 6 Colorful Accent 5" w:uiPriority="51"/>
-    <w:lsdException w:name="Grid Table 7 Colorful Accent 5" w:uiPriority="52"/>
-    <w:lsdException w:name="Grid Table 1 Light Accent 6" w:uiPriority="46"/>
-    <w:lsdException w:name="Grid Table 2 Accent 6" w:uiPriority="47"/>
-    <w:lsdException w:name="Grid Table 3 Accent 6" w:uiPriority="48"/>
-    <w:lsdException w:name="Grid Table 4 Accent 6" w:uiPriority="49"/>
-    <w:lsdException w:name="Grid Table 5 Dark Accent 6" w:uiPriority="50"/>
-    <w:lsdException w:name="Grid Table 6 Colorful Accent 6" w:uiPriority="51"/>
-    <w:lsdException w:name="Grid Table 7 Colorful Accent 6" w:uiPriority="52"/>
-    <w:lsdException w:name="List Table 1 Light" w:uiPriority="46"/>
-    <w:lsdException w:name="List Table 2" w:uiPriority="47"/>
-    <w:lsdException w:name="List Table 3" w:uiPriority="48"/>
-    <w:lsdException w:name="List Table 4" w:uiPriority="49"/>
-    <w:lsdException w:name="List Table 5 Dark" w:uiPriority="50"/>
-    <w:lsdException w:name="List Table 6 Colorful" w:uiPriority="51"/>
-    <w:lsdException w:name="List Table 7 Colorful" w:uiPriority="52"/>
-    <w:lsdException w:name="List Table 1 Light Accent 1" w:uiPriority="46"/>
-    <w:lsdException w:name="List Table 2 Accent 1" w:uiPriority="47"/>
-    <w:lsdException w:name="List Table 3 Accent 1" w:uiPriority="48"/>
-    <w:lsdException w:name="List Table 4 Accent 1" w:uiPriority="49"/>
-    <w:lsdException w:name="List Table 5 Dark Accent 1" w:uiPriority="50"/>
-    <w:lsdException w:name="List Table 6 Colorful Accent 1" w:uiPriority="51"/>
-    <w:lsdException w:name="List Table 7 Colorful Accent 1" w:uiPriority="52"/>
-    <w:lsdException w:name="List Table 1 Light Accent 2" w:uiPriority="46"/>
-    <w:lsdException w:name="List Table 2 Accent 2" w:uiPriority="47"/>
-    <w:lsdException w:name="List Table 3 Accent 2" w:uiPriority="48"/>
-    <w:lsdException w:name="List Table 4 Accent 2" w:uiPriority="49"/>
-    <w:lsdException w:name="List Table 5 Dark Accent 2" w:uiPriority="50"/>
-    <w:lsdException w:name="List Table 6 Colorful Accent 2" w:uiPriority="51"/>
-    <w:lsdException w:name="List Table 7 Colorful Accent 2" w:uiPriority="52"/>
-    <w:lsdException w:name="List Table 1 Light Accent 3" w:uiPriority="46"/>
-    <w:lsdException w:name="List Table 2 Accent 3" w:uiPriority="47"/>
-    <w:lsdException w:name="List Table 3 Accent 3" w:uiPriority="48"/>
-    <w:lsdException w:name="List Table 4 Accent 3" w:uiPriority="49"/>
-    <w:lsdException w:name="List Table 5 Dark Accent 3" w:uiPriority="50"/>
-    <w:lsdException w:name="List Table 6 Colorful Accent 3" w:uiPriority="51"/>
-    <w:lsdException w:name="List Table 7 Colorful Accent 3" w:uiPriority="52"/>
-    <w:lsdException w:name="List Table 1 Light Accent 4" w:uiPriority="46"/>
-    <w:lsdException w:name="List Table 2 Accent 4" w:uiPriority="47"/>
-    <w:lsdException w:name="List Table 3 Accent 4" w:uiPriority="48"/>
-    <w:lsdException w:name="List Table 4 Accent 4" w:uiPriority="49"/>
-    <w:lsdException w:name="List Table 5 Dark Accent 4" w:uiPriority="50"/>
-    <w:lsdException w:name="List Table 6 Colorful Accent 4" w:uiPriority="51"/>
-    <w:lsdException w:name="List Table 7 Colorful Accent 4" w:uiPriority="52"/>
-    <w:lsdException w:name="List Table 1 Light Accent 5" w:uiPriority="46"/>
-    <w:lsdException w:name="List Table 2 Accent 5" w:uiPriority="47"/>
-    <w:lsdException w:name="List Table 3 Accent 5" w:uiPriority="48"/>
-    <w:lsdException w:name="List Table 4 Accent 5" w:uiPriority="49"/>
-    <w:lsdException w:name="List Table 5 Dark Accent 5" w:uiPriority="50"/>
-    <w:lsdException w:name="List Table 6 Colorful Accent 5" w:uiPriority="51"/>
-    <w:lsdException w:name="List Table 7 Colorful Accent 5" w:uiPriority="52"/>
-    <w:lsdException w:name="List Table 1 Light Accent 6" w:uiPriority="46"/>
-    <w:lsdException w:name="List Table 2 Accent 6" w:uiPriority="47"/>
-    <w:lsdException w:name="List Table 3 Accent 6" w:uiPriority="48"/>
-    <w:lsdException w:name="List Table 4 Accent 6" w:uiPriority="49"/>
-    <w:lsdException w:name="List Table 5 Dark Accent 6" w:uiPriority="50"/>
-    <w:lsdException w:name="List Table 6 Colorful Accent 6" w:uiPriority="51"/>
-    <w:lsdException w:name="List Table 7 Colorful Accent 6" w:uiPriority="52"/>
-    <w:lsdException w:name="Mention" w:semiHidden="1" w:unhideWhenUsed="1"/>
-    <w:lsdException w:name="Smart Hyperlink" w:semiHidden="1" w:unhideWhenUsed="1"/>
-    <w:lsdException w:name="Hashtag" w:semiHidden="1" w:unhideWhenUsed="1"/>
-    <w:lsdException w:name="Unresolved Mention" w:semiHidden="1" w:unhideWhenUsed="1"/>
-    <w:lsdException w:name="Smart Link" w:semiHidden="1" w:unhideWhenUsed="1"/>
+  <w:latentStyles w:count="260" w:defQFormat="0" w:defUnhideWhenUsed="1" w:defSemiHidden="1" w:defUIPriority="99" w:defLockedState="0">
+    <w:lsdException w:qFormat="1" w:unhideWhenUsed="0" w:uiPriority="0" w:semiHidden="0" w:name="Normal"/>
+    <w:lsdException w:qFormat="1" w:unhideWhenUsed="0" w:uiPriority="9" w:semiHidden="0" w:name="heading 1"/>
+    <w:lsdException w:qFormat="1" w:uiPriority="9" w:name="heading 2"/>
+    <w:lsdException w:qFormat="1" w:uiPriority="9" w:name="heading 3"/>
+    <w:lsdException w:qFormat="1" w:uiPriority="9" w:name="heading 4"/>
+    <w:lsdException w:qFormat="1" w:uiPriority="9" w:name="heading 5"/>
+    <w:lsdException w:qFormat="1" w:uiPriority="9" w:name="heading 6"/>
+    <w:lsdException w:qFormat="1" w:uiPriority="9" w:name="heading 7"/>
+    <w:lsdException w:qFormat="1" w:uiPriority="9" w:name="heading 8"/>
+    <w:lsdException w:qFormat="1" w:uiPriority="9" w:name="heading 9"/>
+    <w:lsdException w:uiPriority="99" w:name="index 1"/>
+    <w:lsdException w:uiPriority="99" w:name="index 2"/>
+    <w:lsdException w:uiPriority="99" w:name="index 3"/>
+    <w:lsdException w:uiPriority="99" w:name="index 4"/>
+    <w:lsdException w:uiPriority="99" w:name="index 5"/>
+    <w:lsdException w:uiPriority="99" w:name="index 6"/>
+    <w:lsdException w:uiPriority="99" w:name="index 7"/>
+    <w:lsdException w:uiPriority="99" w:name="index 8"/>
+    <w:lsdException w:uiPriority="99" w:name="index 9"/>
+    <w:lsdException w:uiPriority="39" w:name="toc 1"/>
+    <w:lsdException w:uiPriority="39" w:name="toc 2"/>
+    <w:lsdException w:uiPriority="39" w:name="toc 3"/>
+    <w:lsdException w:uiPriority="39" w:name="toc 4"/>
+    <w:lsdException w:uiPriority="39" w:name="toc 5"/>
+    <w:lsdException w:uiPriority="39" w:name="toc 6"/>
+    <w:lsdException w:uiPriority="39" w:name="toc 7"/>
+    <w:lsdException w:uiPriority="39" w:name="toc 8"/>
+    <w:lsdException w:uiPriority="39" w:name="toc 9"/>
+    <w:lsdException w:uiPriority="99" w:name="Normal Indent"/>
+    <w:lsdException w:uiPriority="99" w:name="footnote text"/>
+    <w:lsdException w:uiPriority="99" w:name="annotation text"/>
+    <w:lsdException w:uiPriority="99" w:name="header"/>
+    <w:lsdException w:uiPriority="99" w:name="footer"/>
+    <w:lsdException w:uiPriority="99" w:name="index heading"/>
+    <w:lsdException w:qFormat="1" w:uiPriority="35" w:name="caption"/>
+    <w:lsdException w:uiPriority="99" w:name="table of figures"/>
+    <w:lsdException w:uiPriority="99" w:name="envelope address"/>
+    <w:lsdException w:uiPriority="99" w:name="envelope return"/>
+    <w:lsdException w:uiPriority="99" w:name="footnote reference"/>
+    <w:lsdException w:uiPriority="99" w:name="annotation reference"/>
+    <w:lsdException w:uiPriority="99" w:name="line number"/>
+    <w:lsdException w:uiPriority="99" w:name="page number"/>
+    <w:lsdException w:uiPriority="99" w:name="endnote reference"/>
+    <w:lsdException w:uiPriority="99" w:name="endnote text"/>
+    <w:lsdException w:uiPriority="99" w:name="table of authorities"/>
+    <w:lsdException w:uiPriority="99" w:name="macro"/>
+    <w:lsdException w:uiPriority="99" w:name="toa heading"/>
+    <w:lsdException w:uiPriority="99" w:name="List"/>
+    <w:lsdException w:uiPriority="99" w:name="List Bullet"/>
+    <w:lsdException w:uiPriority="99" w:name="List Number"/>
+    <w:lsdException w:uiPriority="99" w:name="List 2"/>
+    <w:lsdException w:uiPriority="99" w:name="List 3"/>
+    <w:lsdException w:uiPriority="99" w:name="List 4"/>
+    <w:lsdException w:uiPriority="99" w:name="List 5"/>
+    <w:lsdException w:uiPriority="99" w:name="List Bullet 2"/>
+    <w:lsdException w:uiPriority="99" w:name="List Bullet 3"/>
+    <w:lsdException w:uiPriority="99" w:name="List Bullet 4"/>
+    <w:lsdException w:uiPriority="99" w:name="List Bullet 5"/>
+    <w:lsdException w:uiPriority="99" w:name="List Number 2"/>
+    <w:lsdException w:uiPriority="99" w:name="List Number 3"/>
+    <w:lsdException w:uiPriority="99" w:name="List Number 4"/>
+    <w:lsdException w:uiPriority="99" w:name="List Number 5"/>
+    <w:lsdException w:qFormat="1" w:unhideWhenUsed="0" w:uiPriority="10" w:semiHidden="0" w:name="Title"/>
+    <w:lsdException w:uiPriority="99" w:name="Closing"/>
+    <w:lsdException w:uiPriority="99" w:name="Signature"/>
+    <w:lsdException w:qFormat="1" w:uiPriority="1" w:name="Default Paragraph Font"/>
+    <w:lsdException w:uiPriority="99" w:name="Body Text"/>
+    <w:lsdException w:uiPriority="99" w:name="Body Text Indent"/>
+    <w:lsdException w:uiPriority="99" w:name="List Continue"/>
+    <w:lsdException w:uiPriority="99" w:name="List Continue 2"/>
+    <w:lsdException w:uiPriority="99" w:name="List Continue 3"/>
+    <w:lsdException w:uiPriority="99" w:name="List Continue 4"/>
+    <w:lsdException w:uiPriority="99" w:name="List Continue 5"/>
+    <w:lsdException w:uiPriority="99" w:name="Message Header"/>
+    <w:lsdException w:qFormat="1" w:unhideWhenUsed="0" w:uiPriority="11" w:semiHidden="0" w:name="Subtitle"/>
+    <w:lsdException w:uiPriority="99" w:name="Salutation"/>
+    <w:lsdException w:uiPriority="99" w:name="Date"/>
+    <w:lsdException w:uiPriority="99" w:name="Body Text First Indent"/>
+    <w:lsdException w:uiPriority="99" w:name="Body Text First Indent 2"/>
+    <w:lsdException w:uiPriority="99" w:name="Note Heading"/>
+    <w:lsdException w:uiPriority="99" w:name="Body Text 2"/>
+    <w:lsdException w:uiPriority="99" w:name="Body Text 3"/>
+    <w:lsdException w:uiPriority="99" w:name="Body Text Indent 2"/>
+    <w:lsdException w:uiPriority="99" w:name="Body Text Indent 3"/>
+    <w:lsdException w:uiPriority="99" w:name="Block Text"/>
+    <w:lsdException w:uiPriority="99" w:name="Hyperlink"/>
+    <w:lsdException w:uiPriority="99" w:name="FollowedHyperlink"/>
+    <w:lsdException w:qFormat="1" w:unhideWhenUsed="0" w:uiPriority="22" w:semiHidden="0" w:name="Strong"/>
+    <w:lsdException w:qFormat="1" w:unhideWhenUsed="0" w:uiPriority="20" w:semiHidden="0" w:name="Emphasis"/>
+    <w:lsdException w:uiPriority="99" w:name="Document Map"/>
+    <w:lsdException w:uiPriority="99" w:name="Plain Text"/>
+    <w:lsdException w:uiPriority="99" w:name="E-mail Signature"/>
+    <w:lsdException w:uiPriority="99" w:name="Normal (Web)"/>
+    <w:lsdException w:uiPriority="99" w:name="HTML Acronym"/>
+    <w:lsdException w:uiPriority="99" w:name="HTML Address"/>
+    <w:lsdException w:uiPriority="99" w:name="HTML Cite"/>
+    <w:lsdException w:uiPriority="99" w:name="HTML Code"/>
+    <w:lsdException w:uiPriority="99" w:name="HTML Definition"/>
+    <w:lsdException w:uiPriority="99" w:name="HTML Keyboard"/>
+    <w:lsdException w:uiPriority="99" w:name="HTML Preformatted"/>
+    <w:lsdException w:uiPriority="99" w:name="HTML Sample"/>
+    <w:lsdException w:uiPriority="99" w:name="HTML Typewriter"/>
+    <w:lsdException w:uiPriority="99" w:name="HTML Variable"/>
+    <w:lsdException w:qFormat="1" w:uiPriority="99" w:name="Normal Table"/>
+    <w:lsdException w:uiPriority="99" w:name="annotation subject"/>
+    <w:lsdException w:uiPriority="99" w:name="Table Simple 1"/>
+    <w:lsdException w:uiPriority="99" w:name="Table Simple 2"/>
+    <w:lsdException w:uiPriority="99" w:name="Table Simple 3"/>
+    <w:lsdException w:uiPriority="99" w:name="Table Classic 1"/>
+    <w:lsdException w:uiPriority="99" w:name="Table Classic 2"/>
+    <w:lsdException w:uiPriority="99" w:name="Table Classic 3"/>
+    <w:lsdException w:uiPriority="99" w:name="Table Classic 4"/>
+    <w:lsdException w:uiPriority="99" w:name="Table Colorful 1"/>
+    <w:lsdException w:uiPriority="99" w:name="Table Colorful 2"/>
+    <w:lsdException w:uiPriority="99" w:name="Table Colorful 3"/>
+    <w:lsdException w:uiPriority="99" w:name="Table Columns 1"/>
+    <w:lsdException w:uiPriority="99" w:name="Table Columns 2"/>
+    <w:lsdException w:uiPriority="99" w:name="Table Columns 3"/>
+    <w:lsdException w:uiPriority="99" w:name="Table Columns 4"/>
+    <w:lsdException w:uiPriority="99" w:name="Table Columns 5"/>
+    <w:lsdException w:uiPriority="99" w:name="Table Grid 1"/>
+    <w:lsdException w:uiPriority="99" w:name="Table Grid 2"/>
+    <w:lsdException w:uiPriority="99" w:name="Table Grid 3"/>
+    <w:lsdException w:uiPriority="99" w:name="Table Grid 4"/>
+    <w:lsdException w:uiPriority="99" w:name="Table Grid 5"/>
+    <w:lsdException w:uiPriority="99" w:name="Table Grid 6"/>
+    <w:lsdException w:uiPriority="99" w:name="Table Grid 7"/>
+    <w:lsdException w:uiPriority="99" w:name="Table Grid 8"/>
+    <w:lsdException w:uiPriority="99" w:name="Table List 1"/>
+    <w:lsdException w:uiPriority="99" w:name="Table List 2"/>
+    <w:lsdException w:uiPriority="99" w:name="Table List 3"/>
+    <w:lsdException w:uiPriority="99" w:name="Table List 4"/>
+    <w:lsdException w:uiPriority="99" w:name="Table List 5"/>
+    <w:lsdException w:uiPriority="99" w:name="Table List 6"/>
+    <w:lsdException w:uiPriority="99" w:name="Table List 7"/>
+    <w:lsdException w:uiPriority="99" w:name="Table List 8"/>
+    <w:lsdException w:uiPriority="99" w:name="Table 3D effects 1"/>
+    <w:lsdException w:uiPriority="99" w:name="Table 3D effects 2"/>
+    <w:lsdException w:uiPriority="99" w:name="Table 3D effects 3"/>
+    <w:lsdException w:uiPriority="99" w:name="Table Contemporary"/>
+    <w:lsdException w:uiPriority="99" w:name="Table Elegant"/>
+    <w:lsdException w:uiPriority="99" w:name="Table Professional"/>
+    <w:lsdException w:uiPriority="99" w:name="Table Subtle 1"/>
+    <w:lsdException w:uiPriority="99" w:name="Table Subtle 2"/>
+    <w:lsdException w:uiPriority="99" w:name="Table Web 1"/>
+    <w:lsdException w:uiPriority="99" w:name="Table Web 2"/>
+    <w:lsdException w:uiPriority="99" w:name="Table Web 3"/>
+    <w:lsdException w:uiPriority="99" w:name="Balloon Text"/>
+    <w:lsdException w:unhideWhenUsed="0" w:uiPriority="39" w:semiHidden="0" w:name="Table Grid"/>
+    <w:lsdException w:uiPriority="99" w:name="Table Theme"/>
+    <w:lsdException w:unhideWhenUsed="0" w:uiPriority="60" w:semiHidden="0" w:name="Light Shading"/>
+    <w:lsdException w:unhideWhenUsed="0" w:uiPriority="61" w:semiHidden="0" w:name="Light List"/>
+    <w:lsdException w:unhideWhenUsed="0" w:uiPriority="62" w:semiHidden="0" w:name="Light Grid"/>
+    <w:lsdException w:unhideWhenUsed="0" w:uiPriority="63" w:semiHidden="0" w:name="Medium Shading 1"/>
+    <w:lsdException w:unhideWhenUsed="0" w:uiPriority="64" w:semiHidden="0" w:name="Medium Shading 2"/>
+    <w:lsdException w:unhideWhenUsed="0" w:uiPriority="65" w:semiHidden="0" w:name="Medium List 1"/>
+    <w:lsdException w:unhideWhenUsed="0" w:uiPriority="66" w:semiHidden="0" w:name="Medium List 2"/>
+    <w:lsdException w:unhideWhenUsed="0" w:uiPriority="67" w:semiHidden="0" w:name="Medium Grid 1"/>
+    <w:lsdException w:unhideWhenUsed="0" w:uiPriority="68" w:semiHidden="0" w:name="Medium Grid 2"/>
+    <w:lsdException w:unhideWhenUsed="0" w:uiPriority="69" w:semiHidden="0" w:name="Medium Grid 3"/>
+    <w:lsdException w:unhideWhenUsed="0" w:uiPriority="70" w:semiHidden="0" w:name="Dark List"/>
+    <w:lsdException w:unhideWhenUsed="0" w:uiPriority="71" w:semiHidden="0" w:name="Colorful Shading"/>
+    <w:lsdException w:unhideWhenUsed="0" w:uiPriority="72" w:semiHidden="0" w:name="Colorful List"/>
+    <w:lsdException w:unhideWhenUsed="0" w:uiPriority="73" w:semiHidden="0" w:name="Colorful Grid"/>
+    <w:lsdException w:unhideWhenUsed="0" w:uiPriority="60" w:semiHidden="0" w:name="Light Shading Accent 1"/>
+    <w:lsdException w:unhideWhenUsed="0" w:uiPriority="61" w:semiHidden="0" w:name="Light List Accent 1"/>
+    <w:lsdException w:unhideWhenUsed="0" w:uiPriority="62" w:semiHidden="0" w:name="Light Grid Accent 1"/>
+    <w:lsdException w:unhideWhenUsed="0" w:uiPriority="63" w:semiHidden="0" w:name="Medium Shading 1 Accent 1"/>
+    <w:lsdException w:unhideWhenUsed="0" w:uiPriority="64" w:semiHidden="0" w:name="Medium Shading 2 Accent 1"/>
+    <w:lsdException w:unhideWhenUsed="0" w:uiPriority="65" w:semiHidden="0" w:name="Medium List 1 Accent 1"/>
+    <w:lsdException w:qFormat="1" w:unhideWhenUsed="0" w:uiPriority="34" w:semiHidden="0" w:name="List Paragraph"/>
+    <w:lsdException w:qFormat="1" w:unhideWhenUsed="0" w:uiPriority="29" w:semiHidden="0" w:name="Quote"/>
+    <w:lsdException w:qFormat="1" w:unhideWhenUsed="0" w:uiPriority="30" w:semiHidden="0" w:name="Intense Quote"/>
+    <w:lsdException w:unhideWhenUsed="0" w:uiPriority="66" w:semiHidden="0" w:name="Medium List 2 Accent 1"/>
+    <w:lsdException w:unhideWhenUsed="0" w:uiPriority="67" w:semiHidden="0" w:name="Medium Grid 1 Accent 1"/>
+    <w:lsdException w:unhideWhenUsed="0" w:uiPriority="68" w:semiHidden="0" w:name="Medium Grid 2 Accent 1"/>
+    <w:lsdException w:unhideWhenUsed="0" w:uiPriority="69" w:semiHidden="0" w:name="Medium Grid 3 Accent 1"/>
+    <w:lsdException w:unhideWhenUsed="0" w:uiPriority="70" w:semiHidden="0" w:name="Dark List Accent 1"/>
+    <w:lsdException w:unhideWhenUsed="0" w:uiPriority="71" w:semiHidden="0" w:name="Colorful Shading Accent 1"/>
+    <w:lsdException w:unhideWhenUsed="0" w:uiPriority="72" w:semiHidden="0" w:name="Colorful List Accent 1"/>
+    <w:lsdException w:unhideWhenUsed="0" w:uiPriority="73" w:semiHidden="0" w:name="Colorful Grid Accent 1"/>
+    <w:lsdException w:unhideWhenUsed="0" w:uiPriority="60" w:semiHidden="0" w:name="Light Shading Accent 2"/>
+    <w:lsdException w:unhideWhenUsed="0" w:uiPriority="61" w:semiHidden="0" w:name="Light List Accent 2"/>
+    <w:lsdException w:unhideWhenUsed="0" w:uiPriority="62" w:semiHidden="0" w:name="Light Grid Accent 2"/>
+    <w:lsdException w:unhideWhenUsed="0" w:uiPriority="63" w:semiHidden="0" w:name="Medium Shading 1 Accent 2"/>
+    <w:lsdException w:unhideWhenUsed="0" w:uiPriority="64" w:semiHidden="0" w:name="Medium Shading 2 Accent 2"/>
+    <w:lsdException w:unhideWhenUsed="0" w:uiPriority="65" w:semiHidden="0" w:name="Medium List 1 Accent 2"/>
+    <w:lsdException w:unhideWhenUsed="0" w:uiPriority="66" w:semiHidden="0" w:name="Medium List 2 Accent 2"/>
+    <w:lsdException w:unhideWhenUsed="0" w:uiPriority="67" w:semiHidden="0" w:name="Medium Grid 1 Accent 2"/>
+    <w:lsdException w:unhideWhenUsed="0" w:uiPriority="68" w:semiHidden="0" w:name="Medium Grid 2 Accent 2"/>
+    <w:lsdException w:unhideWhenUsed="0" w:uiPriority="69" w:semiHidden="0" w:name="Medium Grid 3 Accent 2"/>
+    <w:lsdException w:unhideWhenUsed="0" w:uiPriority="70" w:semiHidden="0" w:name="Dark List Accent 2"/>
+    <w:lsdException w:unhideWhenUsed="0" w:uiPriority="71" w:semiHidden="0" w:name="Colorful Shading Accent 2"/>
+    <w:lsdException w:unhideWhenUsed="0" w:uiPriority="72" w:semiHidden="0" w:name="Colorful List Accent 2"/>
+    <w:lsdException w:unhideWhenUsed="0" w:uiPriority="73" w:semiHidden="0" w:name="Colorful Grid Accent 2"/>
+    <w:lsdException w:unhideWhenUsed="0" w:uiPriority="60" w:semiHidden="0" w:name="Light Shading Accent 3"/>
+    <w:lsdException w:unhideWhenUsed="0" w:uiPriority="61" w:semiHidden="0" w:name="Light List Accent 3"/>
+    <w:lsdException w:unhideWhenUsed="0" w:uiPriority="62" w:semiHidden="0" w:name="Light Grid Accent 3"/>
+    <w:lsdException w:unhideWhenUsed="0" w:uiPriority="63" w:semiHidden="0" w:name="Medium Shading 1 Accent 3"/>
+    <w:lsdException w:unhideWhenUsed="0" w:uiPriority="64" w:semiHidden="0" w:name="Medium Shading 2 Accent 3"/>
+    <w:lsdException w:unhideWhenUsed="0" w:uiPriority="65" w:semiHidden="0" w:name="Medium List 1 Accent 3"/>
+    <w:lsdException w:unhideWhenUsed="0" w:uiPriority="66" w:semiHidden="0" w:name="Medium List 2 Accent 3"/>
+    <w:lsdException w:unhideWhenUsed="0" w:uiPriority="67" w:semiHidden="0" w:name="Medium Grid 1 Accent 3"/>
+    <w:lsdException w:unhideWhenUsed="0" w:uiPriority="68" w:semiHidden="0" w:name="Medium Grid 2 Accent 3"/>
+    <w:lsdException w:unhideWhenUsed="0" w:uiPriority="69" w:semiHidden="0" w:name="Medium Grid 3 Accent 3"/>
+    <w:lsdException w:unhideWhenUsed="0" w:uiPriority="70" w:semiHidden="0" w:name="Dark List Accent 3"/>
+    <w:lsdException w:unhideWhenUsed="0" w:uiPriority="71" w:semiHidden="0" w:name="Colorful Shading Accent 3"/>
+    <w:lsdException w:unhideWhenUsed="0" w:uiPriority="72" w:semiHidden="0" w:name="Colorful List Accent 3"/>
+    <w:lsdException w:unhideWhenUsed="0" w:uiPriority="73" w:semiHidden="0" w:name="Colorful Grid Accent 3"/>
+    <w:lsdException w:unhideWhenUsed="0" w:uiPriority="60" w:semiHidden="0" w:name="Light Shading Accent 4"/>
+    <w:lsdException w:unhideWhenUsed="0" w:uiPriority="61" w:semiHidden="0" w:name="Light List Accent 4"/>
+    <w:lsdException w:unhideWhenUsed="0" w:uiPriority="62" w:semiHidden="0" w:name="Light Grid Accent 4"/>
+    <w:lsdException w:unhideWhenUsed="0" w:uiPriority="63" w:semiHidden="0" w:name="Medium Shading 1 Accent 4"/>
+    <w:lsdException w:unhideWhenUsed="0" w:uiPriority="64" w:semiHidden="0" w:name="Medium Shading 2 Accent 4"/>
+    <w:lsdException w:unhideWhenUsed="0" w:uiPriority="65" w:semiHidden="0" w:name="Medium List 1 Accent 4"/>
+    <w:lsdException w:unhideWhenUsed="0" w:uiPriority="66" w:semiHidden="0" w:name="Medium List 2 Accent 4"/>
+    <w:lsdException w:unhideWhenUsed="0" w:uiPriority="67" w:semiHidden="0" w:name="Medium Grid 1 Accent 4"/>
+    <w:lsdException w:unhideWhenUsed="0" w:uiPriority="68" w:semiHidden="0" w:name="Medium Grid 2 Accent 4"/>
+    <w:lsdException w:unhideWhenUsed="0" w:uiPriority="69" w:semiHidden="0" w:name="Medium Grid 3 Accent 4"/>
+    <w:lsdException w:unhideWhenUsed="0" w:uiPriority="70" w:semiHidden="0" w:name="Dark List Accent 4"/>
+    <w:lsdException w:unhideWhenUsed="0" w:uiPriority="71" w:semiHidden="0" w:name="Colorful Shading Accent 4"/>
+    <w:lsdException w:unhideWhenUsed="0" w:uiPriority="72" w:semiHidden="0" w:name="Colorful List Accent 4"/>
+    <w:lsdException w:unhideWhenUsed="0" w:uiPriority="73" w:semiHidden="0" w:name="Colorful Grid Accent 4"/>
+    <w:lsdException w:unhideWhenUsed="0" w:uiPriority="60" w:semiHidden="0" w:name="Light Shading Accent 5"/>
+    <w:lsdException w:unhideWhenUsed="0" w:uiPriority="61" w:semiHidden="0" w:name="Light List Accent 5"/>
+    <w:lsdException w:unhideWhenUsed="0" w:uiPriority="62" w:semiHidden="0" w:name="Light Grid Accent 5"/>
+    <w:lsdException w:unhideWhenUsed="0" w:uiPriority="63" w:semiHidden="0" w:name="Medium Shading 1 Accent 5"/>
+    <w:lsdException w:unhideWhenUsed="0" w:uiPriority="64" w:semiHidden="0" w:name="Medium Shading 2 Accent 5"/>
+    <w:lsdException w:unhideWhenUsed="0" w:uiPriority="65" w:semiHidden="0" w:name="Medium List 1 Accent 5"/>
+    <w:lsdException w:unhideWhenUsed="0" w:uiPriority="66" w:semiHidden="0" w:name="Medium List 2 Accent 5"/>
+    <w:lsdException w:unhideWhenUsed="0" w:uiPriority="67" w:semiHidden="0" w:name="Medium Grid 1 Accent 5"/>
+    <w:lsdException w:unhideWhenUsed="0" w:uiPriority="68" w:semiHidden="0" w:name="Medium Grid 2 Accent 5"/>
+    <w:lsdException w:unhideWhenUsed="0" w:uiPriority="69" w:semiHidden="0" w:name="Medium Grid 3 Accent 5"/>
+    <w:lsdException w:unhideWhenUsed="0" w:uiPriority="70" w:semiHidden="0" w:name="Dark List Accent 5"/>
+    <w:lsdException w:unhideWhenUsed="0" w:uiPriority="71" w:semiHidden="0" w:name="Colorful Shading Accent 5"/>
+    <w:lsdException w:unhideWhenUsed="0" w:uiPriority="72" w:semiHidden="0" w:name="Colorful List Accent 5"/>
+    <w:lsdException w:unhideWhenUsed="0" w:uiPriority="73" w:semiHidden="0" w:name="Colorful Grid Accent 5"/>
+    <w:lsdException w:unhideWhenUsed="0" w:uiPriority="60" w:semiHidden="0" w:name="Light Shading Accent 6"/>
+    <w:lsdException w:unhideWhenUsed="0" w:uiPriority="61" w:semiHidden="0" w:name="Light List Accent 6"/>
+    <w:lsdException w:unhideWhenUsed="0" w:uiPriority="62" w:semiHidden="0" w:name="Light Grid Accent 6"/>
+    <w:lsdException w:unhideWhenUsed="0" w:uiPriority="63" w:semiHidden="0" w:name="Medium Shading 1 Accent 6"/>
+    <w:lsdException w:unhideWhenUsed="0" w:uiPriority="64" w:semiHidden="0" w:name="Medium Shading 2 Accent 6"/>
+    <w:lsdException w:unhideWhenUsed="0" w:uiPriority="65" w:semiHidden="0" w:name="Medium List 1 Accent 6"/>
+    <w:lsdException w:unhideWhenUsed="0" w:uiPriority="66" w:semiHidden="0" w:name="Medium List 2 Accent 6"/>
+    <w:lsdException w:unhideWhenUsed="0" w:uiPriority="67" w:semiHidden="0" w:name="Medium Grid 1 Accent 6"/>
+    <w:lsdException w:unhideWhenUsed="0" w:uiPriority="68" w:semiHidden="0" w:name="Medium Grid 2 Accent 6"/>
+    <w:lsdException w:unhideWhenUsed="0" w:uiPriority="69" w:semiHidden="0" w:name="Medium Grid 3 Accent 6"/>
+    <w:lsdException w:unhideWhenUsed="0" w:uiPriority="70" w:semiHidden="0" w:name="Dark List Accent 6"/>
+    <w:lsdException w:unhideWhenUsed="0" w:uiPriority="71" w:semiHidden="0" w:name="Colorful Shading Accent 6"/>
+    <w:lsdException w:unhideWhenUsed="0" w:uiPriority="72" w:semiHidden="0" w:name="Colorful List Accent 6"/>
+    <w:lsdException w:unhideWhenUsed="0" w:uiPriority="73" w:semiHidden="0" w:name="Colorful Grid Accent 6"/>
   </w:latentStyles>
-  <w:style w:type="paragraph" w:default="1" w:styleId="Normal">
+  <w:style w:type="paragraph" w:default="1" w:styleId="1">
     <w:name w:val="Normal"/>
     <w:qFormat/>
-  </w:style>
-  <w:style w:type="paragraph" w:styleId="Heading1">
+    <w:uiPriority w:val="0"/>
+    <w:pPr>
+      <w:spacing w:after="160" w:line="278" w:lineRule="auto"/>
+    </w:pPr>
+    <w:rPr>
+      <w:rFonts w:asciiTheme="minorHAnsi" w:hAnsiTheme="minorHAnsi" w:eastAsiaTheme="minorHAnsi" w:cstheme="minorBidi"/>
+      <w:kern w:val="2"/>
+      <w:sz w:val="24"/>
+      <w:szCs w:val="24"/>
+      <w:lang w:val="en-IN" w:eastAsia="en-US" w:bidi="ar-SA"/>
+      <w14:ligatures w14:val="standardContextual"/>
+    </w:rPr>
+  </w:style>
+  <w:style w:type="paragraph" w:styleId="2">
     <w:name w:val="heading 1"/>
-    <w:basedOn w:val="Normal"/>
-    <w:next w:val="Normal"/>
-    <w:link w:val="Heading1Char"/>
+    <w:basedOn w:val="1"/>
+    <w:next w:val="1"/>
+    <w:link w:val="15"/>
+    <w:qFormat/>
     <w:uiPriority w:val="9"/>
-    <w:qFormat/>
-    <w:rsid w:val="000E090C"/>
     <w:pPr>
       <w:keepNext/>
       <w:keepLines/>
@@ -1457,22 +1368,21 @@
       <w:outlineLvl w:val="0"/>
     </w:pPr>
     <w:rPr>
-      <w:rFonts w:asciiTheme="majorHAnsi" w:eastAsiaTheme="majorEastAsia" w:hAnsiTheme="majorHAnsi" w:cstheme="majorBidi"/>
-      <w:color w:val="0F4761" w:themeColor="accent1" w:themeShade="BF"/>
+      <w:rFonts w:asciiTheme="majorHAnsi" w:hAnsiTheme="majorHAnsi" w:eastAsiaTheme="majorEastAsia" w:cstheme="majorBidi"/>
+      <w:color w:val="104862" w:themeColor="accent1" w:themeShade="BF"/>
       <w:sz w:val="40"/>
       <w:szCs w:val="40"/>
     </w:rPr>
   </w:style>
-  <w:style w:type="paragraph" w:styleId="Heading2">
+  <w:style w:type="paragraph" w:styleId="3">
     <w:name w:val="heading 2"/>
-    <w:basedOn w:val="Normal"/>
-    <w:next w:val="Normal"/>
-    <w:link w:val="Heading2Char"/>
-    <w:uiPriority w:val="9"/>
+    <w:basedOn w:val="1"/>
+    <w:next w:val="1"/>
+    <w:link w:val="16"/>
     <w:semiHidden/>
     <w:unhideWhenUsed/>
     <w:qFormat/>
-    <w:rsid w:val="000E090C"/>
+    <w:uiPriority w:val="9"/>
     <w:pPr>
       <w:keepNext/>
       <w:keepLines/>
@@ -1480,22 +1390,21 @@
       <w:outlineLvl w:val="1"/>
     </w:pPr>
     <w:rPr>
-      <w:rFonts w:asciiTheme="majorHAnsi" w:eastAsiaTheme="majorEastAsia" w:hAnsiTheme="majorHAnsi" w:cstheme="majorBidi"/>
-      <w:color w:val="0F4761" w:themeColor="accent1" w:themeShade="BF"/>
+      <w:rFonts w:asciiTheme="majorHAnsi" w:hAnsiTheme="majorHAnsi" w:eastAsiaTheme="majorEastAsia" w:cstheme="majorBidi"/>
+      <w:color w:val="104862" w:themeColor="accent1" w:themeShade="BF"/>
       <w:sz w:val="32"/>
       <w:szCs w:val="32"/>
     </w:rPr>
   </w:style>
-  <w:style w:type="paragraph" w:styleId="Heading3">
+  <w:style w:type="paragraph" w:styleId="4">
     <w:name w:val="heading 3"/>
-    <w:basedOn w:val="Normal"/>
-    <w:next w:val="Normal"/>
-    <w:link w:val="Heading3Char"/>
-    <w:uiPriority w:val="9"/>
+    <w:basedOn w:val="1"/>
+    <w:next w:val="1"/>
+    <w:link w:val="17"/>
     <w:semiHidden/>
     <w:unhideWhenUsed/>
     <w:qFormat/>
-    <w:rsid w:val="000E090C"/>
+    <w:uiPriority w:val="9"/>
     <w:pPr>
       <w:keepNext/>
       <w:keepLines/>
@@ -1504,21 +1413,20 @@
     </w:pPr>
     <w:rPr>
       <w:rFonts w:eastAsiaTheme="majorEastAsia" w:cstheme="majorBidi"/>
-      <w:color w:val="0F4761" w:themeColor="accent1" w:themeShade="BF"/>
+      <w:color w:val="104862" w:themeColor="accent1" w:themeShade="BF"/>
       <w:sz w:val="28"/>
       <w:szCs w:val="28"/>
     </w:rPr>
   </w:style>
-  <w:style w:type="paragraph" w:styleId="Heading4">
+  <w:style w:type="paragraph" w:styleId="5">
     <w:name w:val="heading 4"/>
-    <w:basedOn w:val="Normal"/>
-    <w:next w:val="Normal"/>
-    <w:link w:val="Heading4Char"/>
-    <w:uiPriority w:val="9"/>
+    <w:basedOn w:val="1"/>
+    <w:next w:val="1"/>
+    <w:link w:val="18"/>
     <w:semiHidden/>
     <w:unhideWhenUsed/>
     <w:qFormat/>
-    <w:rsid w:val="000E090C"/>
+    <w:uiPriority w:val="9"/>
     <w:pPr>
       <w:keepNext/>
       <w:keepLines/>
@@ -1529,19 +1437,18 @@
       <w:rFonts w:eastAsiaTheme="majorEastAsia" w:cstheme="majorBidi"/>
       <w:i/>
       <w:iCs/>
-      <w:color w:val="0F4761" w:themeColor="accent1" w:themeShade="BF"/>
-    </w:rPr>
-  </w:style>
-  <w:style w:type="paragraph" w:styleId="Heading5">
+      <w:color w:val="104862" w:themeColor="accent1" w:themeShade="BF"/>
+    </w:rPr>
+  </w:style>
+  <w:style w:type="paragraph" w:styleId="6">
     <w:name w:val="heading 5"/>
-    <w:basedOn w:val="Normal"/>
-    <w:next w:val="Normal"/>
-    <w:link w:val="Heading5Char"/>
-    <w:uiPriority w:val="9"/>
+    <w:basedOn w:val="1"/>
+    <w:next w:val="1"/>
+    <w:link w:val="19"/>
     <w:semiHidden/>
     <w:unhideWhenUsed/>
     <w:qFormat/>
-    <w:rsid w:val="000E090C"/>
+    <w:uiPriority w:val="9"/>
     <w:pPr>
       <w:keepNext/>
       <w:keepLines/>
@@ -1550,19 +1457,18 @@
     </w:pPr>
     <w:rPr>
       <w:rFonts w:eastAsiaTheme="majorEastAsia" w:cstheme="majorBidi"/>
-      <w:color w:val="0F4761" w:themeColor="accent1" w:themeShade="BF"/>
-    </w:rPr>
-  </w:style>
-  <w:style w:type="paragraph" w:styleId="Heading6">
+      <w:color w:val="104862" w:themeColor="accent1" w:themeShade="BF"/>
+    </w:rPr>
+  </w:style>
+  <w:style w:type="paragraph" w:styleId="7">
     <w:name w:val="heading 6"/>
-    <w:basedOn w:val="Normal"/>
-    <w:next w:val="Normal"/>
-    <w:link w:val="Heading6Char"/>
-    <w:uiPriority w:val="9"/>
+    <w:basedOn w:val="1"/>
+    <w:next w:val="1"/>
+    <w:link w:val="20"/>
     <w:semiHidden/>
     <w:unhideWhenUsed/>
     <w:qFormat/>
-    <w:rsid w:val="000E090C"/>
+    <w:uiPriority w:val="9"/>
     <w:pPr>
       <w:keepNext/>
       <w:keepLines/>
@@ -1574,18 +1480,25 @@
       <w:i/>
       <w:iCs/>
       <w:color w:val="595959" w:themeColor="text1" w:themeTint="A6"/>
-    </w:rPr>
-  </w:style>
-  <w:style w:type="paragraph" w:styleId="Heading7">
+      <w14:textFill>
+        <w14:solidFill>
+          <w14:schemeClr w14:val="tx1">
+            <w14:lumMod w14:val="65000"/>
+            <w14:lumOff w14:val="35000"/>
+          </w14:schemeClr>
+        </w14:solidFill>
+      </w14:textFill>
+    </w:rPr>
+  </w:style>
+  <w:style w:type="paragraph" w:styleId="8">
     <w:name w:val="heading 7"/>
-    <w:basedOn w:val="Normal"/>
-    <w:next w:val="Normal"/>
-    <w:link w:val="Heading7Char"/>
-    <w:uiPriority w:val="9"/>
+    <w:basedOn w:val="1"/>
+    <w:next w:val="1"/>
+    <w:link w:val="21"/>
     <w:semiHidden/>
     <w:unhideWhenUsed/>
     <w:qFormat/>
-    <w:rsid w:val="000E090C"/>
+    <w:uiPriority w:val="9"/>
     <w:pPr>
       <w:keepNext/>
       <w:keepLines/>
@@ -1595,18 +1508,25 @@
     <w:rPr>
       <w:rFonts w:eastAsiaTheme="majorEastAsia" w:cstheme="majorBidi"/>
       <w:color w:val="595959" w:themeColor="text1" w:themeTint="A6"/>
-    </w:rPr>
-  </w:style>
-  <w:style w:type="paragraph" w:styleId="Heading8">
+      <w14:textFill>
+        <w14:solidFill>
+          <w14:schemeClr w14:val="tx1">
+            <w14:lumMod w14:val="65000"/>
+            <w14:lumOff w14:val="35000"/>
+          </w14:schemeClr>
+        </w14:solidFill>
+      </w14:textFill>
+    </w:rPr>
+  </w:style>
+  <w:style w:type="paragraph" w:styleId="9">
     <w:name w:val="heading 8"/>
-    <w:basedOn w:val="Normal"/>
-    <w:next w:val="Normal"/>
-    <w:link w:val="Heading8Char"/>
-    <w:uiPriority w:val="9"/>
+    <w:basedOn w:val="1"/>
+    <w:next w:val="1"/>
+    <w:link w:val="22"/>
     <w:semiHidden/>
     <w:unhideWhenUsed/>
     <w:qFormat/>
-    <w:rsid w:val="000E090C"/>
+    <w:uiPriority w:val="9"/>
     <w:pPr>
       <w:keepNext/>
       <w:keepLines/>
@@ -1617,19 +1537,26 @@
       <w:rFonts w:eastAsiaTheme="majorEastAsia" w:cstheme="majorBidi"/>
       <w:i/>
       <w:iCs/>
-      <w:color w:val="272727" w:themeColor="text1" w:themeTint="D8"/>
-    </w:rPr>
-  </w:style>
-  <w:style w:type="paragraph" w:styleId="Heading9">
+      <w:color w:val="262626" w:themeColor="text1" w:themeTint="D9"/>
+      <w14:textFill>
+        <w14:solidFill>
+          <w14:schemeClr w14:val="tx1">
+            <w14:lumMod w14:val="85000"/>
+            <w14:lumOff w14:val="15000"/>
+          </w14:schemeClr>
+        </w14:solidFill>
+      </w14:textFill>
+    </w:rPr>
+  </w:style>
+  <w:style w:type="paragraph" w:styleId="10">
     <w:name w:val="heading 9"/>
-    <w:basedOn w:val="Normal"/>
-    <w:next w:val="Normal"/>
-    <w:link w:val="Heading9Char"/>
-    <w:uiPriority w:val="9"/>
+    <w:basedOn w:val="1"/>
+    <w:next w:val="1"/>
+    <w:link w:val="23"/>
     <w:semiHidden/>
     <w:unhideWhenUsed/>
     <w:qFormat/>
-    <w:rsid w:val="000E090C"/>
+    <w:uiPriority w:val="9"/>
     <w:pPr>
       <w:keepNext/>
       <w:keepLines/>
@@ -1638,22 +1565,31 @@
     </w:pPr>
     <w:rPr>
       <w:rFonts w:eastAsiaTheme="majorEastAsia" w:cstheme="majorBidi"/>
-      <w:color w:val="272727" w:themeColor="text1" w:themeTint="D8"/>
-    </w:rPr>
-  </w:style>
-  <w:style w:type="character" w:default="1" w:styleId="DefaultParagraphFont">
+      <w:color w:val="262626" w:themeColor="text1" w:themeTint="D9"/>
+      <w14:textFill>
+        <w14:solidFill>
+          <w14:schemeClr w14:val="tx1">
+            <w14:lumMod w14:val="85000"/>
+            <w14:lumOff w14:val="15000"/>
+          </w14:schemeClr>
+        </w14:solidFill>
+      </w14:textFill>
+    </w:rPr>
+  </w:style>
+  <w:style w:type="character" w:default="1" w:styleId="11">
     <w:name w:val="Default Paragraph Font"/>
-    <w:uiPriority w:val="1"/>
     <w:semiHidden/>
     <w:unhideWhenUsed/>
-  </w:style>
-  <w:style w:type="table" w:default="1" w:styleId="TableNormal">
+    <w:qFormat/>
+    <w:uiPriority w:val="1"/>
+  </w:style>
+  <w:style w:type="table" w:default="1" w:styleId="12">
     <w:name w:val="Normal Table"/>
-    <w:uiPriority w:val="99"/>
     <w:semiHidden/>
     <w:unhideWhenUsed/>
+    <w:qFormat/>
+    <w:uiPriority w:val="99"/>
     <w:tblPr>
-      <w:tblInd w:w="0" w:type="dxa"/>
       <w:tblCellMar>
         <w:top w:w="0" w:type="dxa"/>
         <w:left w:w="108" w:type="dxa"/>
@@ -1662,208 +1598,241 @@
       </w:tblCellMar>
     </w:tblPr>
   </w:style>
-  <w:style w:type="numbering" w:default="1" w:styleId="NoList">
-    <w:name w:val="No List"/>
-    <w:uiPriority w:val="99"/>
-    <w:semiHidden/>
-    <w:unhideWhenUsed/>
-  </w:style>
-  <w:style w:type="character" w:customStyle="1" w:styleId="Heading1Char">
-    <w:name w:val="Heading 1 Char"/>
-    <w:basedOn w:val="DefaultParagraphFont"/>
-    <w:link w:val="Heading1"/>
-    <w:uiPriority w:val="9"/>
-    <w:rsid w:val="000E090C"/>
-    <w:rPr>
-      <w:rFonts w:asciiTheme="majorHAnsi" w:eastAsiaTheme="majorEastAsia" w:hAnsiTheme="majorHAnsi" w:cstheme="majorBidi"/>
-      <w:color w:val="0F4761" w:themeColor="accent1" w:themeShade="BF"/>
-      <w:sz w:val="40"/>
-      <w:szCs w:val="40"/>
-    </w:rPr>
-  </w:style>
-  <w:style w:type="character" w:customStyle="1" w:styleId="Heading2Char">
-    <w:name w:val="Heading 2 Char"/>
-    <w:basedOn w:val="DefaultParagraphFont"/>
-    <w:link w:val="Heading2"/>
-    <w:uiPriority w:val="9"/>
-    <w:semiHidden/>
-    <w:rsid w:val="000E090C"/>
-    <w:rPr>
-      <w:rFonts w:asciiTheme="majorHAnsi" w:eastAsiaTheme="majorEastAsia" w:hAnsiTheme="majorHAnsi" w:cstheme="majorBidi"/>
-      <w:color w:val="0F4761" w:themeColor="accent1" w:themeShade="BF"/>
-      <w:sz w:val="32"/>
-      <w:szCs w:val="32"/>
-    </w:rPr>
-  </w:style>
-  <w:style w:type="character" w:customStyle="1" w:styleId="Heading3Char">
-    <w:name w:val="Heading 3 Char"/>
-    <w:basedOn w:val="DefaultParagraphFont"/>
-    <w:link w:val="Heading3"/>
-    <w:uiPriority w:val="9"/>
-    <w:semiHidden/>
-    <w:rsid w:val="000E090C"/>
-    <w:rPr>
-      <w:rFonts w:eastAsiaTheme="majorEastAsia" w:cstheme="majorBidi"/>
-      <w:color w:val="0F4761" w:themeColor="accent1" w:themeShade="BF"/>
-      <w:sz w:val="28"/>
-      <w:szCs w:val="28"/>
-    </w:rPr>
-  </w:style>
-  <w:style w:type="character" w:customStyle="1" w:styleId="Heading4Char">
-    <w:name w:val="Heading 4 Char"/>
-    <w:basedOn w:val="DefaultParagraphFont"/>
-    <w:link w:val="Heading4"/>
-    <w:uiPriority w:val="9"/>
-    <w:semiHidden/>
-    <w:rsid w:val="000E090C"/>
-    <w:rPr>
-      <w:rFonts w:eastAsiaTheme="majorEastAsia" w:cstheme="majorBidi"/>
-      <w:i/>
-      <w:iCs/>
-      <w:color w:val="0F4761" w:themeColor="accent1" w:themeShade="BF"/>
-    </w:rPr>
-  </w:style>
-  <w:style w:type="character" w:customStyle="1" w:styleId="Heading5Char">
-    <w:name w:val="Heading 5 Char"/>
-    <w:basedOn w:val="DefaultParagraphFont"/>
-    <w:link w:val="Heading5"/>
-    <w:uiPriority w:val="9"/>
-    <w:semiHidden/>
-    <w:rsid w:val="000E090C"/>
-    <w:rPr>
-      <w:rFonts w:eastAsiaTheme="majorEastAsia" w:cstheme="majorBidi"/>
-      <w:color w:val="0F4761" w:themeColor="accent1" w:themeShade="BF"/>
-    </w:rPr>
-  </w:style>
-  <w:style w:type="character" w:customStyle="1" w:styleId="Heading6Char">
-    <w:name w:val="Heading 6 Char"/>
-    <w:basedOn w:val="DefaultParagraphFont"/>
-    <w:link w:val="Heading6"/>
-    <w:uiPriority w:val="9"/>
-    <w:semiHidden/>
-    <w:rsid w:val="000E090C"/>
-    <w:rPr>
-      <w:rFonts w:eastAsiaTheme="majorEastAsia" w:cstheme="majorBidi"/>
-      <w:i/>
-      <w:iCs/>
-      <w:color w:val="595959" w:themeColor="text1" w:themeTint="A6"/>
-    </w:rPr>
-  </w:style>
-  <w:style w:type="character" w:customStyle="1" w:styleId="Heading7Char">
-    <w:name w:val="Heading 7 Char"/>
-    <w:basedOn w:val="DefaultParagraphFont"/>
-    <w:link w:val="Heading7"/>
-    <w:uiPriority w:val="9"/>
-    <w:semiHidden/>
-    <w:rsid w:val="000E090C"/>
-    <w:rPr>
-      <w:rFonts w:eastAsiaTheme="majorEastAsia" w:cstheme="majorBidi"/>
-      <w:color w:val="595959" w:themeColor="text1" w:themeTint="A6"/>
-    </w:rPr>
-  </w:style>
-  <w:style w:type="character" w:customStyle="1" w:styleId="Heading8Char">
-    <w:name w:val="Heading 8 Char"/>
-    <w:basedOn w:val="DefaultParagraphFont"/>
-    <w:link w:val="Heading8"/>
-    <w:uiPriority w:val="9"/>
-    <w:semiHidden/>
-    <w:rsid w:val="000E090C"/>
-    <w:rPr>
-      <w:rFonts w:eastAsiaTheme="majorEastAsia" w:cstheme="majorBidi"/>
-      <w:i/>
-      <w:iCs/>
-      <w:color w:val="272727" w:themeColor="text1" w:themeTint="D8"/>
-    </w:rPr>
-  </w:style>
-  <w:style w:type="character" w:customStyle="1" w:styleId="Heading9Char">
-    <w:name w:val="Heading 9 Char"/>
-    <w:basedOn w:val="DefaultParagraphFont"/>
-    <w:link w:val="Heading9"/>
-    <w:uiPriority w:val="9"/>
-    <w:semiHidden/>
-    <w:rsid w:val="000E090C"/>
-    <w:rPr>
-      <w:rFonts w:eastAsiaTheme="majorEastAsia" w:cstheme="majorBidi"/>
-      <w:color w:val="272727" w:themeColor="text1" w:themeTint="D8"/>
-    </w:rPr>
-  </w:style>
-  <w:style w:type="paragraph" w:styleId="Title">
-    <w:name w:val="Title"/>
-    <w:basedOn w:val="Normal"/>
-    <w:next w:val="Normal"/>
-    <w:link w:val="TitleChar"/>
-    <w:uiPriority w:val="10"/>
-    <w:qFormat/>
-    <w:rsid w:val="000E090C"/>
-    <w:pPr>
-      <w:spacing w:after="80" w:line="240" w:lineRule="auto"/>
-      <w:contextualSpacing/>
-    </w:pPr>
-    <w:rPr>
-      <w:rFonts w:asciiTheme="majorHAnsi" w:eastAsiaTheme="majorEastAsia" w:hAnsiTheme="majorHAnsi" w:cstheme="majorBidi"/>
-      <w:spacing w:val="-10"/>
-      <w:kern w:val="28"/>
-      <w:sz w:val="56"/>
-      <w:szCs w:val="56"/>
-    </w:rPr>
-  </w:style>
-  <w:style w:type="character" w:customStyle="1" w:styleId="TitleChar">
-    <w:name w:val="Title Char"/>
-    <w:basedOn w:val="DefaultParagraphFont"/>
-    <w:link w:val="Title"/>
-    <w:uiPriority w:val="10"/>
-    <w:rsid w:val="000E090C"/>
-    <w:rPr>
-      <w:rFonts w:asciiTheme="majorHAnsi" w:eastAsiaTheme="majorEastAsia" w:hAnsiTheme="majorHAnsi" w:cstheme="majorBidi"/>
-      <w:spacing w:val="-10"/>
-      <w:kern w:val="28"/>
-      <w:sz w:val="56"/>
-      <w:szCs w:val="56"/>
-    </w:rPr>
-  </w:style>
-  <w:style w:type="paragraph" w:styleId="Subtitle">
+  <w:style w:type="paragraph" w:styleId="13">
     <w:name w:val="Subtitle"/>
-    <w:basedOn w:val="Normal"/>
-    <w:next w:val="Normal"/>
-    <w:link w:val="SubtitleChar"/>
+    <w:basedOn w:val="1"/>
+    <w:next w:val="1"/>
+    <w:link w:val="25"/>
+    <w:qFormat/>
     <w:uiPriority w:val="11"/>
-    <w:qFormat/>
-    <w:rsid w:val="000E090C"/>
-    <w:pPr>
-      <w:numPr>
-        <w:ilvl w:val="1"/>
-      </w:numPr>
-    </w:pPr>
     <w:rPr>
       <w:rFonts w:eastAsiaTheme="majorEastAsia" w:cstheme="majorBidi"/>
       <w:color w:val="595959" w:themeColor="text1" w:themeTint="A6"/>
       <w:spacing w:val="15"/>
       <w:sz w:val="28"/>
       <w:szCs w:val="28"/>
-    </w:rPr>
-  </w:style>
-  <w:style w:type="character" w:customStyle="1" w:styleId="SubtitleChar">
+      <w14:textFill>
+        <w14:solidFill>
+          <w14:schemeClr w14:val="tx1">
+            <w14:lumMod w14:val="65000"/>
+            <w14:lumOff w14:val="35000"/>
+          </w14:schemeClr>
+        </w14:solidFill>
+      </w14:textFill>
+    </w:rPr>
+  </w:style>
+  <w:style w:type="paragraph" w:styleId="14">
+    <w:name w:val="Title"/>
+    <w:basedOn w:val="1"/>
+    <w:next w:val="1"/>
+    <w:link w:val="24"/>
+    <w:qFormat/>
+    <w:uiPriority w:val="10"/>
+    <w:pPr>
+      <w:spacing w:after="80" w:line="240" w:lineRule="auto"/>
+      <w:contextualSpacing/>
+    </w:pPr>
+    <w:rPr>
+      <w:rFonts w:asciiTheme="majorHAnsi" w:hAnsiTheme="majorHAnsi" w:eastAsiaTheme="majorEastAsia" w:cstheme="majorBidi"/>
+      <w:spacing w:val="-10"/>
+      <w:kern w:val="28"/>
+      <w:sz w:val="56"/>
+      <w:szCs w:val="56"/>
+    </w:rPr>
+  </w:style>
+  <w:style w:type="character" w:customStyle="1" w:styleId="15">
+    <w:name w:val="Heading 1 Char"/>
+    <w:basedOn w:val="11"/>
+    <w:link w:val="2"/>
+    <w:uiPriority w:val="9"/>
+    <w:rPr>
+      <w:rFonts w:asciiTheme="majorHAnsi" w:hAnsiTheme="majorHAnsi" w:eastAsiaTheme="majorEastAsia" w:cstheme="majorBidi"/>
+      <w:color w:val="104862" w:themeColor="accent1" w:themeShade="BF"/>
+      <w:sz w:val="40"/>
+      <w:szCs w:val="40"/>
+    </w:rPr>
+  </w:style>
+  <w:style w:type="character" w:customStyle="1" w:styleId="16">
+    <w:name w:val="Heading 2 Char"/>
+    <w:basedOn w:val="11"/>
+    <w:link w:val="3"/>
+    <w:semiHidden/>
+    <w:qFormat/>
+    <w:uiPriority w:val="9"/>
+    <w:rPr>
+      <w:rFonts w:asciiTheme="majorHAnsi" w:hAnsiTheme="majorHAnsi" w:eastAsiaTheme="majorEastAsia" w:cstheme="majorBidi"/>
+      <w:color w:val="104862" w:themeColor="accent1" w:themeShade="BF"/>
+      <w:sz w:val="32"/>
+      <w:szCs w:val="32"/>
+    </w:rPr>
+  </w:style>
+  <w:style w:type="character" w:customStyle="1" w:styleId="17">
+    <w:name w:val="Heading 3 Char"/>
+    <w:basedOn w:val="11"/>
+    <w:link w:val="4"/>
+    <w:semiHidden/>
+    <w:qFormat/>
+    <w:uiPriority w:val="9"/>
+    <w:rPr>
+      <w:rFonts w:eastAsiaTheme="majorEastAsia" w:cstheme="majorBidi"/>
+      <w:color w:val="104862" w:themeColor="accent1" w:themeShade="BF"/>
+      <w:sz w:val="28"/>
+      <w:szCs w:val="28"/>
+    </w:rPr>
+  </w:style>
+  <w:style w:type="character" w:customStyle="1" w:styleId="18">
+    <w:name w:val="Heading 4 Char"/>
+    <w:basedOn w:val="11"/>
+    <w:link w:val="5"/>
+    <w:semiHidden/>
+    <w:qFormat/>
+    <w:uiPriority w:val="9"/>
+    <w:rPr>
+      <w:rFonts w:eastAsiaTheme="majorEastAsia" w:cstheme="majorBidi"/>
+      <w:i/>
+      <w:iCs/>
+      <w:color w:val="104862" w:themeColor="accent1" w:themeShade="BF"/>
+    </w:rPr>
+  </w:style>
+  <w:style w:type="character" w:customStyle="1" w:styleId="19">
+    <w:name w:val="Heading 5 Char"/>
+    <w:basedOn w:val="11"/>
+    <w:link w:val="6"/>
+    <w:semiHidden/>
+    <w:qFormat/>
+    <w:uiPriority w:val="9"/>
+    <w:rPr>
+      <w:rFonts w:eastAsiaTheme="majorEastAsia" w:cstheme="majorBidi"/>
+      <w:color w:val="104862" w:themeColor="accent1" w:themeShade="BF"/>
+    </w:rPr>
+  </w:style>
+  <w:style w:type="character" w:customStyle="1" w:styleId="20">
+    <w:name w:val="Heading 6 Char"/>
+    <w:basedOn w:val="11"/>
+    <w:link w:val="7"/>
+    <w:semiHidden/>
+    <w:qFormat/>
+    <w:uiPriority w:val="9"/>
+    <w:rPr>
+      <w:rFonts w:eastAsiaTheme="majorEastAsia" w:cstheme="majorBidi"/>
+      <w:i/>
+      <w:iCs/>
+      <w:color w:val="595959" w:themeColor="text1" w:themeTint="A6"/>
+      <w14:textFill>
+        <w14:solidFill>
+          <w14:schemeClr w14:val="tx1">
+            <w14:lumMod w14:val="65000"/>
+            <w14:lumOff w14:val="35000"/>
+          </w14:schemeClr>
+        </w14:solidFill>
+      </w14:textFill>
+    </w:rPr>
+  </w:style>
+  <w:style w:type="character" w:customStyle="1" w:styleId="21">
+    <w:name w:val="Heading 7 Char"/>
+    <w:basedOn w:val="11"/>
+    <w:link w:val="8"/>
+    <w:semiHidden/>
+    <w:qFormat/>
+    <w:uiPriority w:val="9"/>
+    <w:rPr>
+      <w:rFonts w:eastAsiaTheme="majorEastAsia" w:cstheme="majorBidi"/>
+      <w:color w:val="595959" w:themeColor="text1" w:themeTint="A6"/>
+      <w14:textFill>
+        <w14:solidFill>
+          <w14:schemeClr w14:val="tx1">
+            <w14:lumMod w14:val="65000"/>
+            <w14:lumOff w14:val="35000"/>
+          </w14:schemeClr>
+        </w14:solidFill>
+      </w14:textFill>
+    </w:rPr>
+  </w:style>
+  <w:style w:type="character" w:customStyle="1" w:styleId="22">
+    <w:name w:val="Heading 8 Char"/>
+    <w:basedOn w:val="11"/>
+    <w:link w:val="9"/>
+    <w:semiHidden/>
+    <w:qFormat/>
+    <w:uiPriority w:val="9"/>
+    <w:rPr>
+      <w:rFonts w:eastAsiaTheme="majorEastAsia" w:cstheme="majorBidi"/>
+      <w:i/>
+      <w:iCs/>
+      <w:color w:val="262626" w:themeColor="text1" w:themeTint="D9"/>
+      <w14:textFill>
+        <w14:solidFill>
+          <w14:schemeClr w14:val="tx1">
+            <w14:lumMod w14:val="85000"/>
+            <w14:lumOff w14:val="15000"/>
+          </w14:schemeClr>
+        </w14:solidFill>
+      </w14:textFill>
+    </w:rPr>
+  </w:style>
+  <w:style w:type="character" w:customStyle="1" w:styleId="23">
+    <w:name w:val="Heading 9 Char"/>
+    <w:basedOn w:val="11"/>
+    <w:link w:val="10"/>
+    <w:semiHidden/>
+    <w:qFormat/>
+    <w:uiPriority w:val="9"/>
+    <w:rPr>
+      <w:rFonts w:eastAsiaTheme="majorEastAsia" w:cstheme="majorBidi"/>
+      <w:color w:val="262626" w:themeColor="text1" w:themeTint="D9"/>
+      <w14:textFill>
+        <w14:solidFill>
+          <w14:schemeClr w14:val="tx1">
+            <w14:lumMod w14:val="85000"/>
+            <w14:lumOff w14:val="15000"/>
+          </w14:schemeClr>
+        </w14:solidFill>
+      </w14:textFill>
+    </w:rPr>
+  </w:style>
+  <w:style w:type="character" w:customStyle="1" w:styleId="24">
+    <w:name w:val="Title Char"/>
+    <w:basedOn w:val="11"/>
+    <w:link w:val="14"/>
+    <w:qFormat/>
+    <w:uiPriority w:val="10"/>
+    <w:rPr>
+      <w:rFonts w:asciiTheme="majorHAnsi" w:hAnsiTheme="majorHAnsi" w:eastAsiaTheme="majorEastAsia" w:cstheme="majorBidi"/>
+      <w:spacing w:val="-10"/>
+      <w:kern w:val="28"/>
+      <w:sz w:val="56"/>
+      <w:szCs w:val="56"/>
+    </w:rPr>
+  </w:style>
+  <w:style w:type="character" w:customStyle="1" w:styleId="25">
     <w:name w:val="Subtitle Char"/>
-    <w:basedOn w:val="DefaultParagraphFont"/>
-    <w:link w:val="Subtitle"/>
+    <w:basedOn w:val="11"/>
+    <w:link w:val="13"/>
+    <w:qFormat/>
     <w:uiPriority w:val="11"/>
-    <w:rsid w:val="000E090C"/>
     <w:rPr>
       <w:rFonts w:eastAsiaTheme="majorEastAsia" w:cstheme="majorBidi"/>
       <w:color w:val="595959" w:themeColor="text1" w:themeTint="A6"/>
       <w:spacing w:val="15"/>
       <w:sz w:val="28"/>
       <w:szCs w:val="28"/>
-    </w:rPr>
-  </w:style>
-  <w:style w:type="paragraph" w:styleId="Quote">
+      <w14:textFill>
+        <w14:solidFill>
+          <w14:schemeClr w14:val="tx1">
+            <w14:lumMod w14:val="65000"/>
+            <w14:lumOff w14:val="35000"/>
+          </w14:schemeClr>
+        </w14:solidFill>
+      </w14:textFill>
+    </w:rPr>
+  </w:style>
+  <w:style w:type="paragraph" w:styleId="26">
     <w:name w:val="Quote"/>
-    <w:basedOn w:val="Normal"/>
-    <w:next w:val="Normal"/>
-    <w:link w:val="QuoteChar"/>
+    <w:basedOn w:val="1"/>
+    <w:next w:val="1"/>
+    <w:link w:val="27"/>
+    <w:qFormat/>
     <w:uiPriority w:val="29"/>
-    <w:qFormat/>
-    <w:rsid w:val="000E090C"/>
     <w:pPr>
       <w:spacing w:before="160"/>
       <w:jc w:val="center"/>
@@ -1872,55 +1841,67 @@
       <w:i/>
       <w:iCs/>
       <w:color w:val="404040" w:themeColor="text1" w:themeTint="BF"/>
-    </w:rPr>
-  </w:style>
-  <w:style w:type="character" w:customStyle="1" w:styleId="QuoteChar">
+      <w14:textFill>
+        <w14:solidFill>
+          <w14:schemeClr w14:val="tx1">
+            <w14:lumMod w14:val="75000"/>
+            <w14:lumOff w14:val="25000"/>
+          </w14:schemeClr>
+        </w14:solidFill>
+      </w14:textFill>
+    </w:rPr>
+  </w:style>
+  <w:style w:type="character" w:customStyle="1" w:styleId="27">
     <w:name w:val="Quote Char"/>
-    <w:basedOn w:val="DefaultParagraphFont"/>
-    <w:link w:val="Quote"/>
+    <w:basedOn w:val="11"/>
+    <w:link w:val="26"/>
     <w:uiPriority w:val="29"/>
-    <w:rsid w:val="000E090C"/>
     <w:rPr>
       <w:i/>
       <w:iCs/>
       <w:color w:val="404040" w:themeColor="text1" w:themeTint="BF"/>
-    </w:rPr>
-  </w:style>
-  <w:style w:type="paragraph" w:styleId="ListParagraph">
+      <w14:textFill>
+        <w14:solidFill>
+          <w14:schemeClr w14:val="tx1">
+            <w14:lumMod w14:val="75000"/>
+            <w14:lumOff w14:val="25000"/>
+          </w14:schemeClr>
+        </w14:solidFill>
+      </w14:textFill>
+    </w:rPr>
+  </w:style>
+  <w:style w:type="paragraph" w:styleId="28">
     <w:name w:val="List Paragraph"/>
-    <w:basedOn w:val="Normal"/>
+    <w:basedOn w:val="1"/>
+    <w:qFormat/>
     <w:uiPriority w:val="34"/>
-    <w:qFormat/>
-    <w:rsid w:val="000E090C"/>
     <w:pPr>
       <w:ind w:left="720"/>
       <w:contextualSpacing/>
     </w:pPr>
   </w:style>
-  <w:style w:type="character" w:styleId="IntenseEmphasis">
+  <w:style w:type="character" w:customStyle="1" w:styleId="29">
     <w:name w:val="Intense Emphasis"/>
-    <w:basedOn w:val="DefaultParagraphFont"/>
+    <w:basedOn w:val="11"/>
+    <w:qFormat/>
     <w:uiPriority w:val="21"/>
-    <w:qFormat/>
-    <w:rsid w:val="000E090C"/>
     <w:rPr>
       <w:i/>
       <w:iCs/>
-      <w:color w:val="0F4761" w:themeColor="accent1" w:themeShade="BF"/>
-    </w:rPr>
-  </w:style>
-  <w:style w:type="paragraph" w:styleId="IntenseQuote">
+      <w:color w:val="104862" w:themeColor="accent1" w:themeShade="BF"/>
+    </w:rPr>
+  </w:style>
+  <w:style w:type="paragraph" w:styleId="30">
     <w:name w:val="Intense Quote"/>
-    <w:basedOn w:val="Normal"/>
-    <w:next w:val="Normal"/>
-    <w:link w:val="IntenseQuoteChar"/>
+    <w:basedOn w:val="1"/>
+    <w:next w:val="1"/>
+    <w:link w:val="31"/>
+    <w:qFormat/>
     <w:uiPriority w:val="30"/>
-    <w:qFormat/>
-    <w:rsid w:val="000E090C"/>
     <w:pPr>
       <w:pBdr>
-        <w:top w:val="single" w:sz="4" w:space="10" w:color="0F4761" w:themeColor="accent1" w:themeShade="BF"/>
-        <w:bottom w:val="single" w:sz="4" w:space="10" w:color="0F4761" w:themeColor="accent1" w:themeShade="BF"/>
+        <w:top w:val="single" w:color="0F4761" w:themeColor="accent1" w:themeShade="BF" w:sz="4" w:space="10"/>
+        <w:bottom w:val="single" w:color="0F4761" w:themeColor="accent1" w:themeShade="BF" w:sz="4" w:space="10"/>
       </w:pBdr>
       <w:spacing w:before="360" w:after="360"/>
       <w:ind w:left="864" w:right="864"/>
@@ -1929,32 +1910,31 @@
     <w:rPr>
       <w:i/>
       <w:iCs/>
-      <w:color w:val="0F4761" w:themeColor="accent1" w:themeShade="BF"/>
-    </w:rPr>
-  </w:style>
-  <w:style w:type="character" w:customStyle="1" w:styleId="IntenseQuoteChar">
+      <w:color w:val="104862" w:themeColor="accent1" w:themeShade="BF"/>
+    </w:rPr>
+  </w:style>
+  <w:style w:type="character" w:customStyle="1" w:styleId="31">
     <w:name w:val="Intense Quote Char"/>
-    <w:basedOn w:val="DefaultParagraphFont"/>
-    <w:link w:val="IntenseQuote"/>
+    <w:basedOn w:val="11"/>
+    <w:link w:val="30"/>
+    <w:qFormat/>
     <w:uiPriority w:val="30"/>
-    <w:rsid w:val="000E090C"/>
     <w:rPr>
       <w:i/>
       <w:iCs/>
-      <w:color w:val="0F4761" w:themeColor="accent1" w:themeShade="BF"/>
-    </w:rPr>
-  </w:style>
-  <w:style w:type="character" w:styleId="IntenseReference">
+      <w:color w:val="104862" w:themeColor="accent1" w:themeShade="BF"/>
+    </w:rPr>
+  </w:style>
+  <w:style w:type="character" w:customStyle="1" w:styleId="32">
     <w:name w:val="Intense Reference"/>
-    <w:basedOn w:val="DefaultParagraphFont"/>
+    <w:basedOn w:val="11"/>
+    <w:qFormat/>
     <w:uiPriority w:val="32"/>
-    <w:qFormat/>
-    <w:rsid w:val="000E090C"/>
     <w:rPr>
       <w:b/>
       <w:bCs/>
       <w:smallCaps/>
-      <w:color w:val="0F4761" w:themeColor="accent1" w:themeShade="BF"/>
+      <w:color w:val="104862" w:themeColor="accent1" w:themeShade="BF"/>
       <w:spacing w:val="5"/>
     </w:rPr>
   </w:style>
@@ -2004,7 +1984,7 @@
     </a:clrScheme>
     <a:fontScheme name="Office">
       <a:majorFont>
-        <a:latin typeface="Aptos Display" panose="02110004020202020204"/>
+        <a:latin typeface="Aptos Display"/>
         <a:ea typeface=""/>
         <a:cs typeface=""/>
         <a:font script="Jpan" typeface="游ゴシック Light"/>
@@ -2037,26 +2017,9 @@
         <a:font script="Viet" typeface="Times New Roman"/>
         <a:font script="Uigh" typeface="Microsoft Uighur"/>
         <a:font script="Geor" typeface="Sylfaen"/>
-        <a:font script="Armn" typeface="Arial"/>
-        <a:font script="Bugi" typeface="Leelawadee UI"/>
-        <a:font script="Bopo" typeface="Microsoft JhengHei"/>
-        <a:font script="Java" typeface="Javanese Text"/>
-        <a:font script="Lisu" typeface="Segoe UI"/>
-        <a:font script="Mymr" typeface="Myanmar Text"/>
-        <a:font script="Nkoo" typeface="Ebrima"/>
-        <a:font script="Olck" typeface="Nirmala UI"/>
-        <a:font script="Osma" typeface="Ebrima"/>
-        <a:font script="Phag" typeface="Phagspa"/>
-        <a:font script="Syrn" typeface="Estrangelo Edessa"/>
-        <a:font script="Syrj" typeface="Estrangelo Edessa"/>
-        <a:font script="Syre" typeface="Estrangelo Edessa"/>
-        <a:font script="Sora" typeface="Nirmala UI"/>
-        <a:font script="Tale" typeface="Microsoft Tai Le"/>
-        <a:font script="Talu" typeface="Microsoft New Tai Lue"/>
-        <a:font script="Tfng" typeface="Ebrima"/>
       </a:majorFont>
       <a:minorFont>
-        <a:latin typeface="Aptos" panose="02110004020202020204"/>
+        <a:latin typeface="Aptos"/>
         <a:ea typeface=""/>
         <a:cs typeface=""/>
         <a:font script="Jpan" typeface="游明朝"/>
@@ -2089,23 +2052,6 @@
         <a:font script="Viet" typeface="Arial"/>
         <a:font script="Uigh" typeface="Microsoft Uighur"/>
         <a:font script="Geor" typeface="Sylfaen"/>
-        <a:font script="Armn" typeface="Arial"/>
-        <a:font script="Bugi" typeface="Leelawadee UI"/>
-        <a:font script="Bopo" typeface="Microsoft JhengHei"/>
-        <a:font script="Java" typeface="Javanese Text"/>
-        <a:font script="Lisu" typeface="Segoe UI"/>
-        <a:font script="Mymr" typeface="Myanmar Text"/>
-        <a:font script="Nkoo" typeface="Ebrima"/>
-        <a:font script="Olck" typeface="Nirmala UI"/>
-        <a:font script="Osma" typeface="Ebrima"/>
-        <a:font script="Phag" typeface="Phagspa"/>
-        <a:font script="Syrn" typeface="Estrangelo Edessa"/>
-        <a:font script="Syrj" typeface="Estrangelo Edessa"/>
-        <a:font script="Syre" typeface="Estrangelo Edessa"/>
-        <a:font script="Sora" typeface="Nirmala UI"/>
-        <a:font script="Tale" typeface="Microsoft Tai Le"/>
-        <a:font script="Talu" typeface="Microsoft New Tai Lue"/>
-        <a:font script="Tfng" typeface="Ebrima"/>
       </a:minorFont>
     </a:fontScheme>
     <a:fmtScheme name="Office">
@@ -2267,11 +2213,5 @@
       </a:style>
     </a:lnDef>
   </a:objectDefaults>
-  <a:extraClrSchemeLst/>
-  <a:extLst>
-    <a:ext uri="{05A4C25C-085E-4340-85A3-A5531E510DB2}">
-      <thm15:themeFamily xmlns:thm15="http://schemas.microsoft.com/office/thememl/2012/main" name="Office Theme" id="{2E142A2C-CD16-42D6-873A-C26D2A0506FA}" vid="{1BDDFF52-6CD6-40A5-AB3C-68EB2F1E4D0A}"/>
-    </a:ext>
-  </a:extLst>
 </a:theme>
 </file>